--- a/01-spring-boot-overview/my notes.docx
+++ b/01-spring-boot-overview/my notes.docx
@@ -37,6 +37,9 @@
         <w:t xml:space="preserve">@RestController: handles http requests </w:t>
       </w:r>
       <w:r>
+        <w:t>(API)</w:t>
+      </w:r>
+      <w:r>
         <w:br/>
       </w:r>
       <w:r>
@@ -174,69 +177,38 @@
       </w:r>
       <w:r>
         <w:tab/>
-        <w:t>/actuator/</w:t>
-      </w:r>
-      <w:proofErr w:type="gramStart"/>
-      <w:r>
-        <w:t>health:</w:t>
-      </w:r>
-      <w:proofErr w:type="gramEnd"/>
-      <w:r>
-        <w:t xml:space="preserve"> shows health of app</w:t>
-      </w:r>
-    </w:p>
-    <w:p>
-      <w:r>
-        <w:tab/>
-      </w:r>
-      <w:r>
-        <w:tab/>
-        <w:t>/actuator/</w:t>
-      </w:r>
-      <w:proofErr w:type="gramStart"/>
-      <w:r>
-        <w:t>metrics:</w:t>
-      </w:r>
-      <w:proofErr w:type="gramEnd"/>
-      <w:r>
-        <w:t xml:space="preserve"> shows number of requests</w:t>
-      </w:r>
-    </w:p>
-    <w:p>
-      <w:r>
-        <w:tab/>
-      </w:r>
-      <w:r>
-        <w:tab/>
-        <w:t>/actuator/</w:t>
-      </w:r>
-      <w:proofErr w:type="gramStart"/>
-      <w:r>
-        <w:t>info:</w:t>
-      </w:r>
-      <w:proofErr w:type="gramEnd"/>
-      <w:r>
-        <w:t xml:space="preserve"> shows info configured by developer</w:t>
-      </w:r>
-    </w:p>
-    <w:p>
-      <w:r>
-        <w:tab/>
-      </w:r>
-      <w:r>
-        <w:tab/>
-      </w:r>
-    </w:p>
-    <w:p>
-      <w:proofErr w:type="spellStart"/>
-      <w:proofErr w:type="gramStart"/>
-      <w:r>
-        <w:t>Cant</w:t>
-      </w:r>
-      <w:proofErr w:type="spellEnd"/>
-      <w:proofErr w:type="gramEnd"/>
-      <w:r>
-        <w:t xml:space="preserve"> make all actuator endpoints </w:t>
+        <w:t>/actuator/health: shows health of app</w:t>
+      </w:r>
+    </w:p>
+    <w:p>
+      <w:r>
+        <w:tab/>
+      </w:r>
+      <w:r>
+        <w:tab/>
+        <w:t>/actuator/metrics: shows number of requests</w:t>
+      </w:r>
+    </w:p>
+    <w:p>
+      <w:r>
+        <w:tab/>
+      </w:r>
+      <w:r>
+        <w:tab/>
+        <w:t>/actuator/info: shows info configured by developer</w:t>
+      </w:r>
+    </w:p>
+    <w:p>
+      <w:r>
+        <w:tab/>
+      </w:r>
+      <w:r>
+        <w:tab/>
+      </w:r>
+    </w:p>
+    <w:p>
+      <w:r>
+        <w:t xml:space="preserve">Cant make all actuator endpoints </w:t>
       </w:r>
       <w:r>
         <w:t xml:space="preserve">public </w:t>
@@ -257,13 +229,8 @@
       <w:r>
         <w:t xml:space="preserve">                                      </w:t>
       </w:r>
-      <w:proofErr w:type="spellStart"/>
-      <w:r>
-        <w:t>management.endpoints.web.exposure.include</w:t>
-      </w:r>
-      <w:proofErr w:type="spellEnd"/>
-      <w:r>
-        <w:t xml:space="preserve">= </w:t>
+      <w:r>
+        <w:t xml:space="preserve">management.endpoints.web.exposure.include= </w:t>
       </w:r>
       <w:r>
         <w:t>//endpoints to expose//</w:t>
@@ -281,15 +248,7 @@
         <w:t>{{ endpoint }}</w:t>
       </w:r>
       <w:r>
-        <w:t>.</w:t>
-      </w:r>
-      <w:proofErr w:type="spellStart"/>
-      <w:r>
-        <w:t>env.enabled</w:t>
-      </w:r>
-      <w:proofErr w:type="spellEnd"/>
-      <w:r>
-        <w:t xml:space="preserve">= </w:t>
+        <w:t xml:space="preserve">.env.enabled= </w:t>
       </w:r>
       <w:r>
         <w:t>//true or false//</w:t>
@@ -354,17 +313,8 @@
           <w:bCs/>
         </w:rPr>
         <w:lastRenderedPageBreak/>
-        <w:t xml:space="preserve">Running Spring Boot app from </w:t>
-      </w:r>
-      <w:proofErr w:type="spellStart"/>
-      <w:r>
-        <w:rPr>
-          <w:b/>
-          <w:bCs/>
-        </w:rPr>
-        <w:t>cmd</w:t>
-      </w:r>
-      <w:proofErr w:type="spellEnd"/>
+        <w:t>Running Spring Boot app from cmd</w:t>
+      </w:r>
       <w:r>
         <w:t xml:space="preserve"> </w:t>
       </w:r>
@@ -387,13 +337,8 @@
       <w:pPr>
         <w:ind w:left="4320"/>
       </w:pPr>
-      <w:proofErr w:type="spellStart"/>
-      <w:r>
-        <w:t>mvnw</w:t>
-      </w:r>
-      <w:proofErr w:type="spellEnd"/>
-      <w:r>
-        <w:t xml:space="preserve"> package</w:t>
+      <w:r>
+        <w:t>mvnw package</w:t>
       </w:r>
     </w:p>
     <w:p>
@@ -412,30 +357,14 @@
           <w:b/>
           <w:bCs/>
         </w:rPr>
-        <w:t xml:space="preserve">Injection of Application </w:t>
-      </w:r>
-      <w:proofErr w:type="gramStart"/>
-      <w:r>
-        <w:rPr>
-          <w:b/>
-          <w:bCs/>
-        </w:rPr>
-        <w:t>Properties</w:t>
-      </w:r>
-      <w:r>
-        <w:rPr>
-          <w:b/>
-          <w:bCs/>
-        </w:rPr>
-        <w:t xml:space="preserve"> (@</w:t>
-      </w:r>
-      <w:proofErr w:type="gramEnd"/>
-      <w:r>
-        <w:rPr>
-          <w:b/>
-          <w:bCs/>
-        </w:rPr>
-        <w:t>Value)</w:t>
+        <w:t>Injection of Application Properties</w:t>
+      </w:r>
+      <w:r>
+        <w:rPr>
+          <w:b/>
+          <w:bCs/>
+        </w:rPr>
+        <w:t xml:space="preserve"> (@Value)</w:t>
       </w:r>
       <w:r>
         <w:rPr>
@@ -594,15 +523,7 @@
         <w:t>@Primary -&gt;</w:t>
       </w:r>
       <w:r>
-        <w:t xml:space="preserve"> makes one Spring Bean primary to choose by default if </w:t>
-      </w:r>
-      <w:proofErr w:type="gramStart"/>
-      <w:r>
-        <w:t>no @</w:t>
-      </w:r>
-      <w:proofErr w:type="gramEnd"/>
-      <w:r>
-        <w:t>Qualifier is set</w:t>
+        <w:t xml:space="preserve"> makes one Spring Bean primary to choose by default if no @Qualifier is set</w:t>
       </w:r>
     </w:p>
     <w:p>
@@ -711,8 +632,1806 @@
       </w:r>
     </w:p>
     <w:p/>
+    <w:p>
+      <w:r>
+        <w:br w:type="page"/>
+      </w:r>
+    </w:p>
+    <w:p>
+      <w:r>
+        <w:rPr>
+          <w:b/>
+          <w:bCs/>
+          <w:highlight w:val="yellow"/>
+        </w:rPr>
+        <w:lastRenderedPageBreak/>
+        <w:t xml:space="preserve">Hibernate </w:t>
+      </w:r>
+      <w:r>
+        <w:rPr>
+          <w:b/>
+          <w:bCs/>
+          <w:highlight w:val="yellow"/>
+        </w:rPr>
+        <w:sym w:font="Wingdings" w:char="F0E0"/>
+      </w:r>
+      <w:r>
+        <w:t xml:space="preserve"> framework for communication between Java and database</w:t>
+      </w:r>
+    </w:p>
+    <w:p>
+      <w:r>
+        <w:tab/>
+        <w:t xml:space="preserve">It does ORM (object-relational mapping): convert Java objects into a database </w:t>
+      </w:r>
+    </w:p>
+    <w:p>
+      <w:r>
+        <w:tab/>
+      </w:r>
+      <w:r>
+        <w:tab/>
+        <w:t xml:space="preserve">Class </w:t>
+      </w:r>
+      <w:r>
+        <w:sym w:font="Wingdings" w:char="F0DF"/>
+      </w:r>
+      <w:r>
+        <w:sym w:font="Wingdings" w:char="F0E0"/>
+      </w:r>
+      <w:r>
+        <w:t xml:space="preserve"> table</w:t>
+      </w:r>
+    </w:p>
+    <w:p>
+      <w:r>
+        <w:tab/>
+      </w:r>
+      <w:r>
+        <w:tab/>
+        <w:t xml:space="preserve">Object </w:t>
+      </w:r>
+      <w:r>
+        <w:sym w:font="Wingdings" w:char="F0DF"/>
+      </w:r>
+      <w:r>
+        <w:sym w:font="Wingdings" w:char="F0E0"/>
+      </w:r>
+      <w:r>
+        <w:t xml:space="preserve"> row</w:t>
+      </w:r>
+    </w:p>
+    <w:p>
+      <w:r>
+        <w:tab/>
+      </w:r>
+      <w:r>
+        <w:tab/>
+        <w:t xml:space="preserve">Java field </w:t>
+      </w:r>
+      <w:r>
+        <w:sym w:font="Wingdings" w:char="F0DF"/>
+      </w:r>
+      <w:r>
+        <w:sym w:font="Wingdings" w:char="F0E0"/>
+      </w:r>
+      <w:r>
+        <w:t xml:space="preserve"> column </w:t>
+      </w:r>
+    </w:p>
+    <w:p/>
+    <w:p>
+      <w:r>
+        <w:rPr>
+          <w:b/>
+          <w:bCs/>
+          <w:highlight w:val="yellow"/>
+        </w:rPr>
+        <w:t>JPA (Java Persistence API)</w:t>
+      </w:r>
+      <w:r>
+        <w:rPr>
+          <w:b/>
+          <w:bCs/>
+          <w:highlight w:val="yellow"/>
+        </w:rPr>
+        <w:t xml:space="preserve"> </w:t>
+      </w:r>
+      <w:r>
+        <w:rPr>
+          <w:b/>
+          <w:bCs/>
+          <w:highlight w:val="yellow"/>
+        </w:rPr>
+        <w:sym w:font="Wingdings" w:char="F0E0"/>
+      </w:r>
+      <w:r>
+        <w:t xml:space="preserve"> set of rules</w:t>
+      </w:r>
+      <w:r>
+        <w:t xml:space="preserve"> </w:t>
+      </w:r>
+      <w:r>
+        <w:rPr>
+          <w:u w:val="single"/>
+        </w:rPr>
+        <w:t>(interface &amp; annotations)</w:t>
+      </w:r>
+      <w:r>
+        <w:t xml:space="preserve"> </w:t>
+      </w:r>
+      <w:r>
+        <w:t>implemented by Hibernate</w:t>
+      </w:r>
+      <w:r>
+        <w:t xml:space="preserve"> (and many other frameworks)</w:t>
+      </w:r>
+      <w:r>
+        <w:t xml:space="preserve"> to communicate with a database</w:t>
+      </w:r>
+    </w:p>
+    <w:p>
+      <w:pPr>
+        <w:ind w:left="720"/>
+      </w:pPr>
+      <w:r>
+        <w:rPr>
+          <w:b/>
+          <w:bCs/>
+        </w:rPr>
+        <w:t>Entity Class:</w:t>
+      </w:r>
+      <w:r>
+        <w:t xml:space="preserve"> java class mapped to a database table</w:t>
+      </w:r>
+    </w:p>
+    <w:p>
+      <w:pPr>
+        <w:ind w:left="720" w:firstLine="720"/>
+      </w:pPr>
+      <w:r>
+        <w:t>Put before class: @Entity</w:t>
+      </w:r>
+    </w:p>
+    <w:p>
+      <w:pPr>
+        <w:ind w:left="2880"/>
+      </w:pPr>
+      <w:r>
+        <w:t xml:space="preserve">       </w:t>
+      </w:r>
+      <w:r>
+        <w:t>@Table(name = “table-name”)</w:t>
+      </w:r>
+    </w:p>
+    <w:p>
+      <w:pPr>
+        <w:ind w:left="720"/>
+      </w:pPr>
+    </w:p>
+    <w:p>
+      <w:pPr>
+        <w:ind w:left="720"/>
+        <w:rPr>
+          <w:b/>
+          <w:bCs/>
+        </w:rPr>
+      </w:pPr>
+      <w:r>
+        <w:rPr>
+          <w:b/>
+          <w:bCs/>
+        </w:rPr>
+        <w:t>Map fields (java variables) to database columns)</w:t>
+      </w:r>
+      <w:r>
+        <w:rPr>
+          <w:b/>
+          <w:bCs/>
+        </w:rPr>
+        <w:t>:</w:t>
+      </w:r>
+    </w:p>
+    <w:p>
+      <w:pPr>
+        <w:ind w:left="1440"/>
+      </w:pPr>
+      <w:r>
+        <w:t>Put before declaration: @Column(name= “column-name”)</w:t>
+      </w:r>
+    </w:p>
+    <w:p>
+      <w:pPr>
+        <w:ind w:left="3600"/>
+      </w:pPr>
+      <w:r>
+        <w:t>@Id -&gt; shows that field is primary key</w:t>
+      </w:r>
+    </w:p>
+    <w:p>
+      <w:pPr>
+        <w:ind w:left="720" w:firstLine="720"/>
+      </w:pPr>
+      <w:r>
+        <w:t>@GeneratedValue -&gt; tells app that the value of this field will be automatically generated</w:t>
+      </w:r>
+    </w:p>
+    <w:p>
+      <w:pPr>
+        <w:ind w:left="720" w:firstLine="720"/>
+      </w:pPr>
+      <w:r>
+        <w:t>@GeneratedValue(strategy=GenerationType.IDENTITY) -&gt; means that the value of this field will be generated by the database</w:t>
+      </w:r>
+    </w:p>
     <w:p/>
     <w:p/>
+    <w:p>
+      <w:r>
+        <w:br w:type="page"/>
+      </w:r>
+    </w:p>
+    <w:p>
+      <w:r>
+        <w:rPr>
+          <w:b/>
+          <w:bCs/>
+          <w:highlight w:val="yellow"/>
+        </w:rPr>
+        <w:lastRenderedPageBreak/>
+        <w:t xml:space="preserve">Data Access Object (DAO) </w:t>
+      </w:r>
+      <w:r>
+        <w:rPr>
+          <w:b/>
+          <w:bCs/>
+          <w:highlight w:val="yellow"/>
+        </w:rPr>
+        <w:sym w:font="Wingdings" w:char="F0E0"/>
+      </w:r>
+      <w:r>
+        <w:t xml:space="preserve"> class that allows app to communicate with a database</w:t>
+      </w:r>
+    </w:p>
+    <w:p>
+      <w:r>
+        <w:tab/>
+        <w:t>It uses the @Repository</w:t>
+      </w:r>
+    </w:p>
+    <w:p>
+      <w:r>
+        <w:tab/>
+        <w:t>It implements a DAO interface class</w:t>
+      </w:r>
+    </w:p>
+    <w:p>
+      <w:r>
+        <w:tab/>
+        <w:t xml:space="preserve">It has CRUD operations: save() -&gt; create  </w:t>
+      </w:r>
+    </w:p>
+    <w:p>
+      <w:r>
+        <w:tab/>
+      </w:r>
+      <w:r>
+        <w:tab/>
+      </w:r>
+      <w:r>
+        <w:tab/>
+      </w:r>
+      <w:r>
+        <w:tab/>
+        <w:t xml:space="preserve">        findById() -&gt; gets one record</w:t>
+      </w:r>
+    </w:p>
+    <w:p>
+      <w:r>
+        <w:tab/>
+      </w:r>
+      <w:r>
+        <w:tab/>
+      </w:r>
+      <w:r>
+        <w:tab/>
+      </w:r>
+      <w:r>
+        <w:tab/>
+        <w:t xml:space="preserve">       findAll() -&gt; gets all records</w:t>
+      </w:r>
+    </w:p>
+    <w:p>
+      <w:r>
+        <w:tab/>
+      </w:r>
+      <w:r>
+        <w:tab/>
+      </w:r>
+      <w:r>
+        <w:tab/>
+      </w:r>
+      <w:r>
+        <w:tab/>
+        <w:t xml:space="preserve">        update() -&gt; update existing data</w:t>
+      </w:r>
+    </w:p>
+    <w:p>
+      <w:r>
+        <w:tab/>
+      </w:r>
+      <w:r>
+        <w:tab/>
+      </w:r>
+      <w:r>
+        <w:tab/>
+        <w:t xml:space="preserve">                     deleteById() -&gt; delete  a record</w:t>
+      </w:r>
+    </w:p>
+    <w:p>
+      <w:pPr>
+        <w:pStyle w:val="ListParagraph"/>
+        <w:numPr>
+          <w:ilvl w:val="0"/>
+          <w:numId w:val="2"/>
+        </w:numPr>
+      </w:pPr>
+      <w:r>
+        <w:t>Add method to DOA interface</w:t>
+      </w:r>
+    </w:p>
+    <w:p>
+      <w:pPr>
+        <w:pStyle w:val="ListParagraph"/>
+        <w:numPr>
+          <w:ilvl w:val="0"/>
+          <w:numId w:val="2"/>
+        </w:numPr>
+      </w:pPr>
+      <w:r>
+        <w:t>Add method to DOA implementation class</w:t>
+      </w:r>
+    </w:p>
+    <w:p>
+      <w:pPr>
+        <w:pStyle w:val="ListParagraph"/>
+        <w:numPr>
+          <w:ilvl w:val="0"/>
+          <w:numId w:val="2"/>
+        </w:numPr>
+      </w:pPr>
+      <w:r>
+        <w:t xml:space="preserve">Update the  main app </w:t>
+      </w:r>
+    </w:p>
+    <w:p>
+      <w:r>
+        <w:br w:type="page"/>
+      </w:r>
+    </w:p>
+    <w:p>
+      <w:pPr>
+        <w:jc w:val="center"/>
+      </w:pPr>
+      <w:r>
+        <w:lastRenderedPageBreak/>
+        <w:t>6.8.2026</w:t>
+      </w:r>
+    </w:p>
+    <w:p>
+      <w:pPr>
+        <w:rPr>
+          <w:b/>
+          <w:bCs/>
+        </w:rPr>
+      </w:pPr>
+      <w:r>
+        <w:rPr>
+          <w:b/>
+          <w:bCs/>
+          <w:highlight w:val="yellow"/>
+        </w:rPr>
+        <w:t xml:space="preserve">REST API </w:t>
+      </w:r>
+      <w:r>
+        <w:rPr>
+          <w:b/>
+          <w:bCs/>
+          <w:highlight w:val="yellow"/>
+        </w:rPr>
+        <w:sym w:font="Wingdings" w:char="F0E0"/>
+      </w:r>
+    </w:p>
+    <w:p>
+      <w:r>
+        <w:tab/>
+        <w:t xml:space="preserve">Post </w:t>
+      </w:r>
+      <w:r>
+        <w:sym w:font="Wingdings" w:char="F0DF"/>
+      </w:r>
+      <w:r>
+        <w:sym w:font="Wingdings" w:char="F0E0"/>
+      </w:r>
+      <w:r>
+        <w:t>Create ; Get</w:t>
+      </w:r>
+      <w:r>
+        <w:sym w:font="Wingdings" w:char="F0DF"/>
+      </w:r>
+      <w:r>
+        <w:sym w:font="Wingdings" w:char="F0E0"/>
+      </w:r>
+      <w:r>
+        <w:t xml:space="preserve">Read ; Put </w:t>
+      </w:r>
+      <w:r>
+        <w:sym w:font="Wingdings" w:char="F0DF"/>
+      </w:r>
+      <w:r>
+        <w:sym w:font="Wingdings" w:char="F0E0"/>
+      </w:r>
+      <w:r>
+        <w:t xml:space="preserve"> Update ; Delete </w:t>
+      </w:r>
+      <w:r>
+        <w:sym w:font="Wingdings" w:char="F0DF"/>
+      </w:r>
+      <w:r>
+        <w:sym w:font="Wingdings" w:char="F0E0"/>
+      </w:r>
+      <w:r>
+        <w:t xml:space="preserve"> Delete</w:t>
+      </w:r>
+    </w:p>
+    <w:p>
+      <w:r>
+        <w:tab/>
+        <w:t xml:space="preserve">Use </w:t>
+      </w:r>
+      <w:r>
+        <w:rPr>
+          <w:b/>
+          <w:bCs/>
+        </w:rPr>
+        <w:t>Postman</w:t>
+      </w:r>
+      <w:r>
+        <w:t xml:space="preserve"> to test the API instead of using the front-end</w:t>
+      </w:r>
+    </w:p>
+    <w:p>
+      <w:r>
+        <w:tab/>
+      </w:r>
+      <w:r>
+        <w:rPr>
+          <w:b/>
+          <w:bCs/>
+        </w:rPr>
+        <w:t>Jackson</w:t>
+      </w:r>
+      <w:r>
+        <w:t xml:space="preserve"> converts between JSON and Java POJO (plain old java object) </w:t>
+      </w:r>
+    </w:p>
+    <w:p>
+      <w:r>
+        <w:tab/>
+      </w:r>
+      <w:r>
+        <w:tab/>
+        <w:t>Setter methods -&gt; JSON to Java POJO</w:t>
+      </w:r>
+    </w:p>
+    <w:p>
+      <w:r>
+        <w:tab/>
+      </w:r>
+      <w:r>
+        <w:tab/>
+        <w:t>Getter methods -&gt; Java POJO to JSON</w:t>
+      </w:r>
+    </w:p>
+    <w:p/>
+    <w:p>
+      <w:pPr>
+        <w:rPr>
+          <w:b/>
+          <w:bCs/>
+        </w:rPr>
+      </w:pPr>
+      <w:r>
+        <w:tab/>
+      </w:r>
+      <w:r>
+        <w:rPr>
+          <w:b/>
+          <w:bCs/>
+        </w:rPr>
+        <w:t>API Design Process:</w:t>
+      </w:r>
+    </w:p>
+    <w:p>
+      <w:pPr>
+        <w:pStyle w:val="ListParagraph"/>
+        <w:numPr>
+          <w:ilvl w:val="0"/>
+          <w:numId w:val="3"/>
+        </w:numPr>
+      </w:pPr>
+      <w:r>
+        <w:t>Review API requirements (given from supervisor/leader)</w:t>
+      </w:r>
+    </w:p>
+    <w:p>
+      <w:pPr>
+        <w:pStyle w:val="ListParagraph"/>
+        <w:numPr>
+          <w:ilvl w:val="0"/>
+          <w:numId w:val="3"/>
+        </w:numPr>
+      </w:pPr>
+      <w:r>
+        <w:t>Identify main resource / entity (root url  /entity)</w:t>
+      </w:r>
+    </w:p>
+    <w:p>
+      <w:pPr>
+        <w:pStyle w:val="ListParagraph"/>
+        <w:numPr>
+          <w:ilvl w:val="0"/>
+          <w:numId w:val="3"/>
+        </w:numPr>
+      </w:pPr>
+      <w:r>
+        <w:t>Use HTTP methods to assign actions on resource</w:t>
+      </w:r>
+    </w:p>
+    <w:p>
+      <w:pPr>
+        <w:pStyle w:val="ListParagraph"/>
+        <w:ind w:left="2160"/>
+      </w:pPr>
+      <w:r>
+        <w:t xml:space="preserve">POST  </w:t>
+      </w:r>
+      <w:r>
+        <w:rPr>
+          <w:u w:val="single"/>
+        </w:rPr>
+        <w:t xml:space="preserve">create </w:t>
+      </w:r>
+      <w:r>
+        <w:t>new entity</w:t>
+      </w:r>
+      <w:r>
+        <w:tab/>
+      </w:r>
+      <w:r>
+        <w:tab/>
+      </w:r>
+      <w:r>
+        <w:tab/>
+      </w:r>
+      <w:r>
+        <w:rPr>
+          <w:sz w:val="22"/>
+          <w:szCs w:val="22"/>
+        </w:rPr>
+        <w:t>/api/entity</w:t>
+      </w:r>
+    </w:p>
+    <w:p>
+      <w:pPr>
+        <w:pStyle w:val="ListParagraph"/>
+        <w:ind w:left="2160"/>
+      </w:pPr>
+      <w:r>
+        <w:t xml:space="preserve">GET </w:t>
+      </w:r>
+      <w:r>
+        <w:rPr>
+          <w:u w:val="single"/>
+        </w:rPr>
+        <w:t xml:space="preserve">read </w:t>
+      </w:r>
+      <w:r>
+        <w:t>list of entities or single entity</w:t>
+      </w:r>
+      <w:r>
+        <w:tab/>
+      </w:r>
+      <w:r>
+        <w:rPr>
+          <w:sz w:val="22"/>
+          <w:szCs w:val="22"/>
+        </w:rPr>
+        <w:t>/api/entity   /api/entity/{entity}</w:t>
+      </w:r>
+    </w:p>
+    <w:p>
+      <w:pPr>
+        <w:pStyle w:val="ListParagraph"/>
+        <w:ind w:left="2160"/>
+      </w:pPr>
+      <w:r>
+        <w:t xml:space="preserve">PUT </w:t>
+      </w:r>
+      <w:r>
+        <w:rPr>
+          <w:u w:val="single"/>
+        </w:rPr>
+        <w:t>update</w:t>
+      </w:r>
+      <w:r>
+        <w:t xml:space="preserve">  an entity</w:t>
+      </w:r>
+      <w:r>
+        <w:tab/>
+      </w:r>
+      <w:r>
+        <w:tab/>
+      </w:r>
+      <w:r>
+        <w:tab/>
+      </w:r>
+      <w:r>
+        <w:rPr>
+          <w:sz w:val="22"/>
+          <w:szCs w:val="22"/>
+        </w:rPr>
+        <w:t xml:space="preserve">/api/entity </w:t>
+      </w:r>
+    </w:p>
+    <w:p>
+      <w:pPr>
+        <w:pStyle w:val="ListParagraph"/>
+        <w:ind w:left="2160"/>
+      </w:pPr>
+      <w:r>
+        <w:t xml:space="preserve">DELETE </w:t>
+      </w:r>
+      <w:r>
+        <w:rPr>
+          <w:u w:val="single"/>
+        </w:rPr>
+        <w:t>delete</w:t>
+      </w:r>
+      <w:r>
+        <w:t xml:space="preserve"> an entity</w:t>
+      </w:r>
+      <w:r>
+        <w:tab/>
+      </w:r>
+      <w:r>
+        <w:tab/>
+      </w:r>
+      <w:r>
+        <w:tab/>
+        <w:t xml:space="preserve">/api/entity </w:t>
+      </w:r>
+    </w:p>
+    <w:p>
+      <w:r>
+        <w:tab/>
+      </w:r>
+      <w:r>
+        <w:t xml:space="preserve"> </w:t>
+      </w:r>
+    </w:p>
+    <w:p>
+      <w:r>
+        <w:tab/>
+      </w:r>
+    </w:p>
+    <w:p>
+      <w:pPr>
+        <w:ind w:left="720"/>
+      </w:pPr>
+      <w:proofErr w:type="spellStart"/>
+      <w:proofErr w:type="gramStart"/>
+      <w:r>
+        <w:rPr>
+          <w:b/>
+          <w:bCs/>
+        </w:rPr>
+        <w:t>EntityManager</w:t>
+      </w:r>
+      <w:proofErr w:type="spellEnd"/>
+      <w:proofErr w:type="gramEnd"/>
+      <w:r>
+        <w:rPr>
+          <w:b/>
+          <w:bCs/>
+        </w:rPr>
+        <w:t xml:space="preserve">: </w:t>
+      </w:r>
+      <w:r>
+        <w:t>object used to manage an entity (object saved  in database)</w:t>
+      </w:r>
+    </w:p>
+    <w:p>
+      <w:pPr>
+        <w:ind w:left="720"/>
+      </w:pPr>
+      <w:r>
+        <w:tab/>
+      </w:r>
+      <w:proofErr w:type="spellStart"/>
+      <w:r>
+        <w:t>entityManager.find</w:t>
+      </w:r>
+      <w:proofErr w:type="spellEnd"/>
+      <w:r>
+        <w:t>(</w:t>
+      </w:r>
+      <w:proofErr w:type="spellStart"/>
+      <w:r>
+        <w:t>Entity.class</w:t>
+      </w:r>
+      <w:proofErr w:type="spellEnd"/>
+      <w:r>
+        <w:t xml:space="preserve"> , ID ) -&gt; return an entity based  on its  ID</w:t>
+      </w:r>
+    </w:p>
+    <w:p>
+      <w:pPr>
+        <w:ind w:left="720"/>
+      </w:pPr>
+      <w:r>
+        <w:tab/>
+      </w:r>
+      <w:proofErr w:type="spellStart"/>
+      <w:r>
+        <w:t>entityManager.merge</w:t>
+      </w:r>
+      <w:proofErr w:type="spellEnd"/>
+      <w:r>
+        <w:t xml:space="preserve"> ( object ) -&gt; updates entity if </w:t>
+      </w:r>
+      <w:proofErr w:type="gramStart"/>
+      <w:r>
+        <w:t>exists</w:t>
+      </w:r>
+      <w:proofErr w:type="gramEnd"/>
+      <w:r>
+        <w:t xml:space="preserve"> or </w:t>
+      </w:r>
+      <w:proofErr w:type="gramStart"/>
+      <w:r>
+        <w:t>create</w:t>
+      </w:r>
+      <w:proofErr w:type="gramEnd"/>
+      <w:r>
+        <w:t xml:space="preserve"> new entity</w:t>
+      </w:r>
+    </w:p>
+    <w:p>
+      <w:pPr>
+        <w:ind w:left="720"/>
+      </w:pPr>
+      <w:r>
+        <w:tab/>
+      </w:r>
+      <w:proofErr w:type="spellStart"/>
+      <w:proofErr w:type="gramStart"/>
+      <w:r>
+        <w:t>entityManager</w:t>
+      </w:r>
+      <w:proofErr w:type="gramEnd"/>
+      <w:r>
+        <w:t>.remove</w:t>
+      </w:r>
+      <w:proofErr w:type="spellEnd"/>
+      <w:r>
+        <w:t xml:space="preserve"> (object) -&gt; remove object  from </w:t>
+      </w:r>
+      <w:proofErr w:type="spellStart"/>
+      <w:r>
+        <w:t>db</w:t>
+      </w:r>
+      <w:proofErr w:type="spellEnd"/>
+    </w:p>
+    <w:p>
+      <w:pPr>
+        <w:ind w:left="720"/>
+      </w:pPr>
+      <w:r>
+        <w:tab/>
+      </w:r>
+      <w:proofErr w:type="spellStart"/>
+      <w:r>
+        <w:t>TypedQuery</w:t>
+      </w:r>
+      <w:proofErr w:type="spellEnd"/>
+      <w:r>
+        <w:t>&lt;</w:t>
+      </w:r>
+      <w:r>
+        <w:t>entity</w:t>
+      </w:r>
+      <w:r>
+        <w:t xml:space="preserve">&gt; </w:t>
+      </w:r>
+      <w:proofErr w:type="spellStart"/>
+      <w:r>
+        <w:t>theQuery</w:t>
+      </w:r>
+      <w:proofErr w:type="spellEnd"/>
+      <w:r>
+        <w:t xml:space="preserve"> =</w:t>
+      </w:r>
+      <w:r>
+        <w:t xml:space="preserve"> </w:t>
+      </w:r>
+      <w:proofErr w:type="spellStart"/>
+      <w:r>
+        <w:t>entityManager.createQuery</w:t>
+      </w:r>
+      <w:proofErr w:type="spellEnd"/>
+      <w:r>
+        <w:t xml:space="preserve"> (“</w:t>
+      </w:r>
+      <w:proofErr w:type="spellStart"/>
+      <w:r>
+        <w:t>jpql</w:t>
+      </w:r>
+      <w:proofErr w:type="spellEnd"/>
+      <w:r>
+        <w:t xml:space="preserve"> statement “ , </w:t>
+      </w:r>
+      <w:proofErr w:type="spellStart"/>
+      <w:r>
+        <w:t>entity.class</w:t>
+      </w:r>
+      <w:proofErr w:type="spellEnd"/>
+      <w:r>
+        <w:t xml:space="preserve">) </w:t>
+      </w:r>
+    </w:p>
+    <w:p>
+      <w:r>
+        <w:br w:type="page"/>
+      </w:r>
+    </w:p>
+    <w:p>
+      <w:pPr>
+        <w:ind w:left="720"/>
+        <w:jc w:val="center"/>
+      </w:pPr>
+      <w:r>
+        <w:lastRenderedPageBreak/>
+        <w:t>9.8.2026</w:t>
+      </w:r>
+    </w:p>
+    <w:p>
+      <w:pPr>
+        <w:ind w:left="720"/>
+      </w:pPr>
+      <w:r>
+        <w:t xml:space="preserve">Problem: you would need to do all DAO work and implementation for every single entity .  </w:t>
+      </w:r>
+    </w:p>
+    <w:p>
+      <w:pPr>
+        <w:ind w:left="720" w:firstLine="720"/>
+      </w:pPr>
+      <w:r>
+        <w:t>Solution</w:t>
+      </w:r>
+      <w:r>
+        <w:t xml:space="preserve"> =&gt; </w:t>
+      </w:r>
+      <w:proofErr w:type="spellStart"/>
+      <w:r>
+        <w:t>JpaRepository</w:t>
+      </w:r>
+      <w:proofErr w:type="spellEnd"/>
+    </w:p>
+    <w:p>
+      <w:pPr>
+        <w:ind w:left="720"/>
+      </w:pPr>
+    </w:p>
+    <w:p>
+      <w:pPr>
+        <w:ind w:left="720"/>
+        <w:rPr>
+          <w:b/>
+          <w:bCs/>
+        </w:rPr>
+      </w:pPr>
+      <w:proofErr w:type="spellStart"/>
+      <w:r>
+        <w:rPr>
+          <w:b/>
+          <w:bCs/>
+        </w:rPr>
+        <w:t>JpaRepository</w:t>
+      </w:r>
+      <w:proofErr w:type="spellEnd"/>
+      <w:r>
+        <w:rPr>
+          <w:b/>
+          <w:bCs/>
+        </w:rPr>
+        <w:t xml:space="preserve"> &lt; Entity , Pk’s type &gt; </w:t>
+      </w:r>
+    </w:p>
+    <w:p>
+      <w:pPr>
+        <w:ind w:left="720"/>
+      </w:pPr>
+      <w:r>
+        <w:tab/>
+        <w:t xml:space="preserve"> CRUD methods already created</w:t>
+      </w:r>
+    </w:p>
+    <w:p>
+      <w:pPr>
+        <w:ind w:left="720"/>
+      </w:pPr>
+      <w:r>
+        <w:tab/>
+      </w:r>
+      <w:r>
+        <w:tab/>
+      </w:r>
+      <w:proofErr w:type="spellStart"/>
+      <w:r>
+        <w:t>findById</w:t>
+      </w:r>
+      <w:proofErr w:type="spellEnd"/>
+      <w:r>
+        <w:t>()</w:t>
+      </w:r>
+    </w:p>
+    <w:p>
+      <w:pPr>
+        <w:ind w:left="720"/>
+      </w:pPr>
+      <w:r>
+        <w:tab/>
+      </w:r>
+      <w:r>
+        <w:tab/>
+      </w:r>
+      <w:proofErr w:type="spellStart"/>
+      <w:r>
+        <w:t>findAll</w:t>
+      </w:r>
+      <w:proofErr w:type="spellEnd"/>
+      <w:r>
+        <w:t>()</w:t>
+      </w:r>
+    </w:p>
+    <w:p>
+      <w:pPr>
+        <w:ind w:left="720"/>
+      </w:pPr>
+      <w:r>
+        <w:tab/>
+      </w:r>
+      <w:r>
+        <w:tab/>
+        <w:t>save()</w:t>
+      </w:r>
+    </w:p>
+    <w:p>
+      <w:pPr>
+        <w:ind w:left="720"/>
+      </w:pPr>
+      <w:r>
+        <w:tab/>
+      </w:r>
+      <w:r>
+        <w:tab/>
+      </w:r>
+      <w:proofErr w:type="spellStart"/>
+      <w:r>
+        <w:t>deleteById</w:t>
+      </w:r>
+      <w:proofErr w:type="spellEnd"/>
+      <w:r>
+        <w:t xml:space="preserve">() </w:t>
+      </w:r>
+    </w:p>
+    <w:p>
+      <w:pPr>
+        <w:ind w:left="720"/>
+      </w:pPr>
+    </w:p>
+    <w:p>
+      <w:pPr>
+        <w:rPr>
+          <w:b/>
+          <w:bCs/>
+        </w:rPr>
+      </w:pPr>
+      <w:r>
+        <w:rPr>
+          <w:b/>
+          <w:bCs/>
+        </w:rPr>
+        <w:br w:type="page"/>
+      </w:r>
+    </w:p>
+    <w:p>
+      <w:pPr>
+        <w:ind w:left="720"/>
+      </w:pPr>
+      <w:r>
+        <w:rPr>
+          <w:b/>
+          <w:bCs/>
+        </w:rPr>
+        <w:lastRenderedPageBreak/>
+        <w:t>Spring Data Rest:</w:t>
+      </w:r>
+      <w:r>
+        <w:t xml:space="preserve"> instead of writing code for the </w:t>
+      </w:r>
+      <w:proofErr w:type="spellStart"/>
+      <w:r>
+        <w:t>RESTController</w:t>
+      </w:r>
+      <w:proofErr w:type="spellEnd"/>
+      <w:r>
+        <w:t xml:space="preserve"> myself, spring does it for me </w:t>
+      </w:r>
+    </w:p>
+    <w:p>
+      <w:pPr>
+        <w:ind w:left="720"/>
+      </w:pPr>
+      <w:r>
+        <w:tab/>
+        <w:t>Just add dependency in pom.xml file</w:t>
+      </w:r>
+    </w:p>
+    <w:p>
+      <w:pPr>
+        <w:ind w:left="720"/>
+      </w:pPr>
+      <w:r>
+        <w:tab/>
+      </w:r>
+      <w:r>
+        <w:tab/>
+      </w:r>
+      <w:r>
+        <w:drawing>
+          <wp:inline distT="0" distB="0" distL="0" distR="0" wp14:anchorId="72818085" wp14:editId="6D2C5065">
+            <wp:extent cx="4502381" cy="1111307"/>
+            <wp:effectExtent l="0" t="0" r="0" b="0"/>
+            <wp:docPr id="1114383169" name="Picture 1"/>
+            <wp:cNvGraphicFramePr>
+              <a:graphicFrameLocks xmlns:a="http://schemas.openxmlformats.org/drawingml/2006/main" noChangeAspect="1"/>
+            </wp:cNvGraphicFramePr>
+            <a:graphic xmlns:a="http://schemas.openxmlformats.org/drawingml/2006/main">
+              <a:graphicData uri="http://schemas.openxmlformats.org/drawingml/2006/picture">
+                <pic:pic xmlns:pic="http://schemas.openxmlformats.org/drawingml/2006/picture">
+                  <pic:nvPicPr>
+                    <pic:cNvPr id="1114383169" name=""/>
+                    <pic:cNvPicPr/>
+                  </pic:nvPicPr>
+                  <pic:blipFill>
+                    <a:blip r:embed="rId5"/>
+                    <a:stretch>
+                      <a:fillRect/>
+                    </a:stretch>
+                  </pic:blipFill>
+                  <pic:spPr>
+                    <a:xfrm>
+                      <a:off x="0" y="0"/>
+                      <a:ext cx="4502381" cy="1111307"/>
+                    </a:xfrm>
+                    <a:prstGeom prst="rect">
+                      <a:avLst/>
+                    </a:prstGeom>
+                  </pic:spPr>
+                </pic:pic>
+              </a:graphicData>
+            </a:graphic>
+          </wp:inline>
+        </w:drawing>
+      </w:r>
+    </w:p>
+    <w:p>
+      <w:pPr>
+        <w:ind w:left="720"/>
+      </w:pPr>
+      <w:r>
+        <w:tab/>
+        <w:t>You will automatically have the GET, POST, PUT, DELETE endpoints ready</w:t>
+      </w:r>
+    </w:p>
+    <w:p>
+      <w:pPr>
+        <w:ind w:left="720"/>
+      </w:pPr>
+      <w:r>
+        <w:tab/>
+        <w:t xml:space="preserve">Delete the rest controller and service  files </w:t>
+      </w:r>
+    </w:p>
+    <w:p>
+      <w:pPr>
+        <w:ind w:left="720"/>
+      </w:pPr>
+      <w:r>
+        <w:tab/>
+        <w:t>Only need the entity, JPA repository, and the pom.xml dependency</w:t>
+      </w:r>
+    </w:p>
+    <w:p>
+      <w:pPr>
+        <w:ind w:left="720"/>
+      </w:pPr>
+    </w:p>
+    <w:p>
+      <w:pPr>
+        <w:ind w:left="720" w:firstLine="720"/>
+      </w:pPr>
+      <w:r>
+        <w:drawing>
+          <wp:inline distT="0" distB="0" distL="0" distR="0" wp14:anchorId="6B2B7301" wp14:editId="66BAACEA">
+            <wp:extent cx="4944140" cy="651295"/>
+            <wp:effectExtent l="0" t="0" r="0" b="0"/>
+            <wp:docPr id="891187935" name="Picture 1"/>
+            <wp:cNvGraphicFramePr>
+              <a:graphicFrameLocks xmlns:a="http://schemas.openxmlformats.org/drawingml/2006/main" noChangeAspect="1"/>
+            </wp:cNvGraphicFramePr>
+            <a:graphic xmlns:a="http://schemas.openxmlformats.org/drawingml/2006/main">
+              <a:graphicData uri="http://schemas.openxmlformats.org/drawingml/2006/picture">
+                <pic:pic xmlns:pic="http://schemas.openxmlformats.org/drawingml/2006/picture">
+                  <pic:nvPicPr>
+                    <pic:cNvPr id="891187935" name=""/>
+                    <pic:cNvPicPr/>
+                  </pic:nvPicPr>
+                  <pic:blipFill>
+                    <a:blip r:embed="rId6"/>
+                    <a:stretch>
+                      <a:fillRect/>
+                    </a:stretch>
+                  </pic:blipFill>
+                  <pic:spPr>
+                    <a:xfrm>
+                      <a:off x="0" y="0"/>
+                      <a:ext cx="4985744" cy="656776"/>
+                    </a:xfrm>
+                    <a:prstGeom prst="rect">
+                      <a:avLst/>
+                    </a:prstGeom>
+                  </pic:spPr>
+                </pic:pic>
+              </a:graphicData>
+            </a:graphic>
+          </wp:inline>
+        </w:drawing>
+      </w:r>
+    </w:p>
+    <w:p>
+      <w:pPr>
+        <w:ind w:left="720" w:firstLine="720"/>
+      </w:pPr>
+      <w:r>
+        <w:drawing>
+          <wp:inline distT="0" distB="0" distL="0" distR="0" wp14:anchorId="2C68D771" wp14:editId="4506DE1C">
+            <wp:extent cx="3216349" cy="996390"/>
+            <wp:effectExtent l="0" t="0" r="3175" b="0"/>
+            <wp:docPr id="458482469" name="Picture 1"/>
+            <wp:cNvGraphicFramePr>
+              <a:graphicFrameLocks xmlns:a="http://schemas.openxmlformats.org/drawingml/2006/main" noChangeAspect="1"/>
+            </wp:cNvGraphicFramePr>
+            <a:graphic xmlns:a="http://schemas.openxmlformats.org/drawingml/2006/main">
+              <a:graphicData uri="http://schemas.openxmlformats.org/drawingml/2006/picture">
+                <pic:pic xmlns:pic="http://schemas.openxmlformats.org/drawingml/2006/picture">
+                  <pic:nvPicPr>
+                    <pic:cNvPr id="458482469" name=""/>
+                    <pic:cNvPicPr/>
+                  </pic:nvPicPr>
+                  <pic:blipFill>
+                    <a:blip r:embed="rId7"/>
+                    <a:stretch>
+                      <a:fillRect/>
+                    </a:stretch>
+                  </pic:blipFill>
+                  <pic:spPr>
+                    <a:xfrm>
+                      <a:off x="0" y="0"/>
+                      <a:ext cx="3228939" cy="1000290"/>
+                    </a:xfrm>
+                    <a:prstGeom prst="rect">
+                      <a:avLst/>
+                    </a:prstGeom>
+                  </pic:spPr>
+                </pic:pic>
+              </a:graphicData>
+            </a:graphic>
+          </wp:inline>
+        </w:drawing>
+      </w:r>
+    </w:p>
+    <w:p>
+      <w:pPr>
+        <w:ind w:left="720" w:firstLine="720"/>
+      </w:pPr>
+    </w:p>
+    <w:p>
+      <w:pPr>
+        <w:ind w:left="720" w:firstLine="720"/>
+      </w:pPr>
+    </w:p>
+    <w:p>
+      <w:pPr>
+        <w:ind w:left="720" w:firstLine="720"/>
+      </w:pPr>
+      <w:r>
+        <w:t>Sorting =&gt; /</w:t>
+      </w:r>
+      <w:proofErr w:type="spellStart"/>
+      <w:r>
+        <w:t>api</w:t>
+      </w:r>
+      <w:proofErr w:type="spellEnd"/>
+      <w:r>
+        <w:t>/</w:t>
+      </w:r>
+      <w:proofErr w:type="spellStart"/>
+      <w:r>
+        <w:t>users?sort</w:t>
+      </w:r>
+      <w:proofErr w:type="spellEnd"/>
+      <w:r>
+        <w:t>=</w:t>
+      </w:r>
+      <w:proofErr w:type="spellStart"/>
+      <w:r>
+        <w:t>lastName,asc</w:t>
+      </w:r>
+      <w:proofErr w:type="spellEnd"/>
+    </w:p>
+    <w:p>
+      <w:pPr>
+        <w:ind w:left="720"/>
+      </w:pPr>
+    </w:p>
+    <w:p>
+      <w:pPr>
+        <w:ind w:left="720"/>
+      </w:pPr>
+      <w:r>
+        <w:tab/>
+      </w:r>
+      <w:r>
+        <w:tab/>
+      </w:r>
+    </w:p>
+    <w:p>
+      <w:r>
+        <w:br w:type="page"/>
+      </w:r>
+    </w:p>
+    <w:p>
+      <w:pPr>
+        <w:ind w:left="720"/>
+        <w:rPr>
+          <w:b/>
+          <w:bCs/>
+        </w:rPr>
+      </w:pPr>
+      <w:proofErr w:type="spellStart"/>
+      <w:r>
+        <w:rPr>
+          <w:b/>
+          <w:bCs/>
+        </w:rPr>
+        <w:lastRenderedPageBreak/>
+        <w:t>OpenAPI</w:t>
+      </w:r>
+      <w:proofErr w:type="spellEnd"/>
+      <w:r>
+        <w:rPr>
+          <w:b/>
+          <w:bCs/>
+        </w:rPr>
+        <w:t xml:space="preserve"> and Swagger</w:t>
+      </w:r>
+    </w:p>
+    <w:p>
+      <w:pPr>
+        <w:ind w:left="720"/>
+      </w:pPr>
+    </w:p>
+    <w:p>
+      <w:pPr>
+        <w:ind w:left="720"/>
+      </w:pPr>
+      <w:r>
+        <w:tab/>
+      </w:r>
+    </w:p>
+    <w:p>
+      <w:pPr>
+        <w:ind w:left="720"/>
+      </w:pPr>
+      <w:r>
+        <w:tab/>
+      </w:r>
+      <w:proofErr w:type="spellStart"/>
+      <w:r>
+        <w:t>OpenAPI</w:t>
+      </w:r>
+      <w:proofErr w:type="spellEnd"/>
+      <w:r>
+        <w:t xml:space="preserve"> =&gt; standard specification (documentation) for your REST API</w:t>
+      </w:r>
+    </w:p>
+    <w:p>
+      <w:pPr>
+        <w:ind w:left="720"/>
+      </w:pPr>
+      <w:r>
+        <w:tab/>
+        <w:t xml:space="preserve">Swagger =&gt; gives you a webpage to test your API (instead of postman) </w:t>
+      </w:r>
+    </w:p>
+    <w:p>
+      <w:pPr>
+        <w:ind w:left="720"/>
+      </w:pPr>
+    </w:p>
+    <w:p>
+      <w:pPr>
+        <w:ind w:left="720"/>
+      </w:pPr>
+      <w:r>
+        <w:tab/>
+        <w:t>Add dependency in pom.xml</w:t>
+      </w:r>
+    </w:p>
+    <w:p>
+      <w:pPr>
+        <w:ind w:left="1440" w:firstLine="720"/>
+      </w:pPr>
+      <w:r>
+        <w:drawing>
+          <wp:inline distT="0" distB="0" distL="0" distR="0" wp14:anchorId="33AEF3D1" wp14:editId="59CC66A0">
+            <wp:extent cx="5112013" cy="1378021"/>
+            <wp:effectExtent l="0" t="0" r="0" b="0"/>
+            <wp:docPr id="1813503609" name="Picture 1"/>
+            <wp:cNvGraphicFramePr>
+              <a:graphicFrameLocks xmlns:a="http://schemas.openxmlformats.org/drawingml/2006/main" noChangeAspect="1"/>
+            </wp:cNvGraphicFramePr>
+            <a:graphic xmlns:a="http://schemas.openxmlformats.org/drawingml/2006/main">
+              <a:graphicData uri="http://schemas.openxmlformats.org/drawingml/2006/picture">
+                <pic:pic xmlns:pic="http://schemas.openxmlformats.org/drawingml/2006/picture">
+                  <pic:nvPicPr>
+                    <pic:cNvPr id="1813503609" name=""/>
+                    <pic:cNvPicPr/>
+                  </pic:nvPicPr>
+                  <pic:blipFill>
+                    <a:blip r:embed="rId8"/>
+                    <a:stretch>
+                      <a:fillRect/>
+                    </a:stretch>
+                  </pic:blipFill>
+                  <pic:spPr>
+                    <a:xfrm>
+                      <a:off x="0" y="0"/>
+                      <a:ext cx="5112013" cy="1378021"/>
+                    </a:xfrm>
+                    <a:prstGeom prst="rect">
+                      <a:avLst/>
+                    </a:prstGeom>
+                  </pic:spPr>
+                </pic:pic>
+              </a:graphicData>
+            </a:graphic>
+          </wp:inline>
+        </w:drawing>
+      </w:r>
+    </w:p>
+    <w:p>
+      <w:pPr>
+        <w:ind w:left="720"/>
+      </w:pPr>
+    </w:p>
+    <w:p>
+      <w:pPr>
+        <w:ind w:left="720"/>
+      </w:pPr>
+    </w:p>
+    <w:p>
+      <w:pPr>
+        <w:ind w:left="720"/>
+      </w:pPr>
+      <w:r>
+        <w:tab/>
+        <w:t xml:space="preserve">Configurations in </w:t>
+      </w:r>
+      <w:proofErr w:type="spellStart"/>
+      <w:r>
+        <w:t>application.properties</w:t>
+      </w:r>
+      <w:proofErr w:type="spellEnd"/>
+    </w:p>
+    <w:p>
+      <w:pPr>
+        <w:ind w:left="720"/>
+      </w:pPr>
+      <w:r>
+        <w:tab/>
+      </w:r>
+      <w:r>
+        <w:tab/>
+      </w:r>
+      <w:r>
+        <w:drawing>
+          <wp:inline distT="0" distB="0" distL="0" distR="0" wp14:anchorId="6E26295F" wp14:editId="490E2383">
+            <wp:extent cx="4311872" cy="1587582"/>
+            <wp:effectExtent l="0" t="0" r="0" b="0"/>
+            <wp:docPr id="573735931" name="Picture 1"/>
+            <wp:cNvGraphicFramePr>
+              <a:graphicFrameLocks xmlns:a="http://schemas.openxmlformats.org/drawingml/2006/main" noChangeAspect="1"/>
+            </wp:cNvGraphicFramePr>
+            <a:graphic xmlns:a="http://schemas.openxmlformats.org/drawingml/2006/main">
+              <a:graphicData uri="http://schemas.openxmlformats.org/drawingml/2006/picture">
+                <pic:pic xmlns:pic="http://schemas.openxmlformats.org/drawingml/2006/picture">
+                  <pic:nvPicPr>
+                    <pic:cNvPr id="573735931" name=""/>
+                    <pic:cNvPicPr/>
+                  </pic:nvPicPr>
+                  <pic:blipFill>
+                    <a:blip r:embed="rId9"/>
+                    <a:stretch>
+                      <a:fillRect/>
+                    </a:stretch>
+                  </pic:blipFill>
+                  <pic:spPr>
+                    <a:xfrm>
+                      <a:off x="0" y="0"/>
+                      <a:ext cx="4311872" cy="1587582"/>
+                    </a:xfrm>
+                    <a:prstGeom prst="rect">
+                      <a:avLst/>
+                    </a:prstGeom>
+                  </pic:spPr>
+                </pic:pic>
+              </a:graphicData>
+            </a:graphic>
+          </wp:inline>
+        </w:drawing>
+      </w:r>
+    </w:p>
+    <w:p>
+      <w:pPr>
+        <w:ind w:left="720"/>
+      </w:pPr>
+      <w:r>
+        <w:tab/>
+      </w:r>
+    </w:p>
+    <w:p>
+      <w:r>
+        <w:br w:type="page"/>
+      </w:r>
+    </w:p>
+    <w:p>
+      <w:pPr>
+        <w:ind w:left="720"/>
+        <w:rPr>
+          <w:b/>
+          <w:bCs/>
+        </w:rPr>
+      </w:pPr>
+      <w:r>
+        <w:rPr>
+          <w:b/>
+          <w:bCs/>
+          <w:highlight w:val="yellow"/>
+        </w:rPr>
+        <w:lastRenderedPageBreak/>
+        <w:t>REST API Security</w:t>
+      </w:r>
+      <w:r>
+        <w:rPr>
+          <w:b/>
+          <w:bCs/>
+          <w:highlight w:val="yellow"/>
+        </w:rPr>
+        <w:sym w:font="Wingdings" w:char="F0E0"/>
+      </w:r>
+    </w:p>
+    <w:p>
+      <w:pPr>
+        <w:ind w:left="720"/>
+      </w:pPr>
+    </w:p>
+    <w:p>
+      <w:pPr>
+        <w:ind w:left="720"/>
+      </w:pPr>
+      <w:r>
+        <w:tab/>
+        <w:t>Add dependency to pom.xml</w:t>
+      </w:r>
+    </w:p>
+    <w:p>
+      <w:pPr>
+        <w:ind w:left="720"/>
+      </w:pPr>
+      <w:r>
+        <w:tab/>
+      </w:r>
+      <w:r>
+        <w:tab/>
+      </w:r>
+      <w:r>
+        <w:drawing>
+          <wp:inline distT="0" distB="0" distL="0" distR="0" wp14:anchorId="77E42A7A" wp14:editId="073E7FD0">
+            <wp:extent cx="4419827" cy="1073205"/>
+            <wp:effectExtent l="0" t="0" r="0" b="0"/>
+            <wp:docPr id="124603506" name="Picture 1"/>
+            <wp:cNvGraphicFramePr>
+              <a:graphicFrameLocks xmlns:a="http://schemas.openxmlformats.org/drawingml/2006/main" noChangeAspect="1"/>
+            </wp:cNvGraphicFramePr>
+            <a:graphic xmlns:a="http://schemas.openxmlformats.org/drawingml/2006/main">
+              <a:graphicData uri="http://schemas.openxmlformats.org/drawingml/2006/picture">
+                <pic:pic xmlns:pic="http://schemas.openxmlformats.org/drawingml/2006/picture">
+                  <pic:nvPicPr>
+                    <pic:cNvPr id="124603506" name=""/>
+                    <pic:cNvPicPr/>
+                  </pic:nvPicPr>
+                  <pic:blipFill>
+                    <a:blip r:embed="rId10"/>
+                    <a:stretch>
+                      <a:fillRect/>
+                    </a:stretch>
+                  </pic:blipFill>
+                  <pic:spPr>
+                    <a:xfrm>
+                      <a:off x="0" y="0"/>
+                      <a:ext cx="4419827" cy="1073205"/>
+                    </a:xfrm>
+                    <a:prstGeom prst="rect">
+                      <a:avLst/>
+                    </a:prstGeom>
+                  </pic:spPr>
+                </pic:pic>
+              </a:graphicData>
+            </a:graphic>
+          </wp:inline>
+        </w:drawing>
+      </w:r>
+    </w:p>
+    <w:p>
+      <w:pPr>
+        <w:ind w:left="2160"/>
+        <w:jc w:val="both"/>
+      </w:pPr>
+      <w:r>
+        <w:t xml:space="preserve">This will require username (“user”) and password (given after running app) </w:t>
+      </w:r>
+      <w:proofErr w:type="gramStart"/>
+      <w:r>
+        <w:t>in order to</w:t>
+      </w:r>
+      <w:proofErr w:type="gramEnd"/>
+      <w:r>
+        <w:t xml:space="preserve"> view webpage</w:t>
+      </w:r>
+    </w:p>
+    <w:p>
+      <w:pPr>
+        <w:ind w:left="2160"/>
+        <w:jc w:val="both"/>
+      </w:pPr>
+    </w:p>
+    <w:p>
+      <w:pPr>
+        <w:ind w:left="2160"/>
+        <w:jc w:val="both"/>
+      </w:pPr>
+      <w:r>
+        <w:t>To set my own username &amp; password:</w:t>
+      </w:r>
+    </w:p>
+    <w:p>
+      <w:pPr>
+        <w:ind w:left="2160"/>
+        <w:jc w:val="both"/>
+      </w:pPr>
+      <w:r>
+        <w:tab/>
+      </w:r>
+      <w:r>
+        <w:drawing>
+          <wp:inline distT="0" distB="0" distL="0" distR="0" wp14:anchorId="3257D3C8" wp14:editId="6E645DD8">
+            <wp:extent cx="2768742" cy="1130358"/>
+            <wp:effectExtent l="0" t="0" r="0" b="0"/>
+            <wp:docPr id="1010928344" name="Picture 1"/>
+            <wp:cNvGraphicFramePr>
+              <a:graphicFrameLocks xmlns:a="http://schemas.openxmlformats.org/drawingml/2006/main" noChangeAspect="1"/>
+            </wp:cNvGraphicFramePr>
+            <a:graphic xmlns:a="http://schemas.openxmlformats.org/drawingml/2006/main">
+              <a:graphicData uri="http://schemas.openxmlformats.org/drawingml/2006/picture">
+                <pic:pic xmlns:pic="http://schemas.openxmlformats.org/drawingml/2006/picture">
+                  <pic:nvPicPr>
+                    <pic:cNvPr id="1010928344" name=""/>
+                    <pic:cNvPicPr/>
+                  </pic:nvPicPr>
+                  <pic:blipFill>
+                    <a:blip r:embed="rId11"/>
+                    <a:stretch>
+                      <a:fillRect/>
+                    </a:stretch>
+                  </pic:blipFill>
+                  <pic:spPr>
+                    <a:xfrm>
+                      <a:off x="0" y="0"/>
+                      <a:ext cx="2768742" cy="1130358"/>
+                    </a:xfrm>
+                    <a:prstGeom prst="rect">
+                      <a:avLst/>
+                    </a:prstGeom>
+                  </pic:spPr>
+                </pic:pic>
+              </a:graphicData>
+            </a:graphic>
+          </wp:inline>
+        </w:drawing>
+      </w:r>
+    </w:p>
+    <w:p>
+      <w:pPr>
+        <w:jc w:val="both"/>
+      </w:pPr>
+      <w:r>
+        <w:tab/>
+      </w:r>
+      <w:r>
+        <w:tab/>
+      </w:r>
+    </w:p>
+    <w:p>
+      <w:pPr>
+        <w:jc w:val="both"/>
+      </w:pPr>
+      <w:r>
+        <w:tab/>
+      </w:r>
+      <w:r>
+        <w:tab/>
+      </w:r>
+      <w:r>
+        <w:tab/>
+        <w:t>To add users who are authorized :</w:t>
+      </w:r>
+    </w:p>
+    <w:p>
+      <w:pPr>
+        <w:jc w:val="both"/>
+      </w:pPr>
+      <w:r>
+        <w:tab/>
+      </w:r>
+      <w:r>
+        <w:tab/>
+      </w:r>
+      <w:r>
+        <w:tab/>
+      </w:r>
+      <w:r>
+        <w:tab/>
+      </w:r>
+      <w:r>
+        <w:drawing>
+          <wp:inline distT="0" distB="0" distL="0" distR="0" wp14:anchorId="012D6A3B" wp14:editId="7DCB6C75">
+            <wp:extent cx="3104707" cy="3011450"/>
+            <wp:effectExtent l="0" t="0" r="635" b="0"/>
+            <wp:docPr id="1298044722" name="Picture 1"/>
+            <wp:cNvGraphicFramePr>
+              <a:graphicFrameLocks xmlns:a="http://schemas.openxmlformats.org/drawingml/2006/main" noChangeAspect="1"/>
+            </wp:cNvGraphicFramePr>
+            <a:graphic xmlns:a="http://schemas.openxmlformats.org/drawingml/2006/main">
+              <a:graphicData uri="http://schemas.openxmlformats.org/drawingml/2006/picture">
+                <pic:pic xmlns:pic="http://schemas.openxmlformats.org/drawingml/2006/picture">
+                  <pic:nvPicPr>
+                    <pic:cNvPr id="1298044722" name=""/>
+                    <pic:cNvPicPr/>
+                  </pic:nvPicPr>
+                  <pic:blipFill>
+                    <a:blip r:embed="rId12"/>
+                    <a:stretch>
+                      <a:fillRect/>
+                    </a:stretch>
+                  </pic:blipFill>
+                  <pic:spPr>
+                    <a:xfrm>
+                      <a:off x="0" y="0"/>
+                      <a:ext cx="3114429" cy="3020880"/>
+                    </a:xfrm>
+                    <a:prstGeom prst="rect">
+                      <a:avLst/>
+                    </a:prstGeom>
+                  </pic:spPr>
+                </pic:pic>
+              </a:graphicData>
+            </a:graphic>
+          </wp:inline>
+        </w:drawing>
+      </w:r>
+    </w:p>
+    <w:p>
+      <w:pPr>
+        <w:jc w:val="both"/>
+      </w:pPr>
+      <w:r>
+        <w:lastRenderedPageBreak/>
+        <w:tab/>
+      </w:r>
+      <w:r>
+        <w:tab/>
+        <w:t xml:space="preserve">To </w:t>
+      </w:r>
+      <w:r>
+        <w:t>restrict URLs</w:t>
+      </w:r>
+      <w:r>
+        <w:t xml:space="preserve"> based on role:</w:t>
+      </w:r>
+    </w:p>
+    <w:p>
+      <w:pPr>
+        <w:jc w:val="both"/>
+      </w:pPr>
+      <w:r>
+        <w:tab/>
+      </w:r>
+      <w:r>
+        <w:tab/>
+      </w:r>
+      <w:r>
+        <w:drawing>
+          <wp:inline distT="0" distB="0" distL="0" distR="0" wp14:anchorId="6C6447E3" wp14:editId="6B56DACB">
+            <wp:extent cx="4917558" cy="3465933"/>
+            <wp:effectExtent l="0" t="0" r="0" b="1270"/>
+            <wp:docPr id="574933897" name="Picture 1"/>
+            <wp:cNvGraphicFramePr>
+              <a:graphicFrameLocks xmlns:a="http://schemas.openxmlformats.org/drawingml/2006/main" noChangeAspect="1"/>
+            </wp:cNvGraphicFramePr>
+            <a:graphic xmlns:a="http://schemas.openxmlformats.org/drawingml/2006/main">
+              <a:graphicData uri="http://schemas.openxmlformats.org/drawingml/2006/picture">
+                <pic:pic xmlns:pic="http://schemas.openxmlformats.org/drawingml/2006/picture">
+                  <pic:nvPicPr>
+                    <pic:cNvPr id="574933897" name=""/>
+                    <pic:cNvPicPr/>
+                  </pic:nvPicPr>
+                  <pic:blipFill>
+                    <a:blip r:embed="rId13"/>
+                    <a:stretch>
+                      <a:fillRect/>
+                    </a:stretch>
+                  </pic:blipFill>
+                  <pic:spPr>
+                    <a:xfrm>
+                      <a:off x="0" y="0"/>
+                      <a:ext cx="4922066" cy="3469110"/>
+                    </a:xfrm>
+                    <a:prstGeom prst="rect">
+                      <a:avLst/>
+                    </a:prstGeom>
+                  </pic:spPr>
+                </pic:pic>
+              </a:graphicData>
+            </a:graphic>
+          </wp:inline>
+        </w:drawing>
+      </w:r>
+    </w:p>
     <w:sectPr>
       <w:pgSz w:w="12240" w:h="15840"/>
       <w:pgMar w:top="1440" w:right="1440" w:bottom="1440" w:left="1440" w:header="720" w:footer="720" w:gutter="0"/>
@@ -726,10 +2445,10 @@
 <file path=word/numbering.xml><?xml version="1.0" encoding="utf-8"?>
 <w:numbering xmlns:wpc="http://schemas.microsoft.com/office/word/2010/wordprocessingCanvas" xmlns:cx="http://schemas.microsoft.com/office/drawing/2014/chartex" xmlns:cx1="http://schemas.microsoft.com/office/drawing/2015/9/8/chartex" xmlns:cx2="http://schemas.microsoft.com/office/drawing/2015/10/21/chartex" xmlns:cx3="http://schemas.microsoft.com/office/drawing/2016/5/9/chartex" xmlns:cx4="http://schemas.microsoft.com/office/drawing/2016/5/10/chartex" xmlns:cx5="http://schemas.microsoft.com/office/drawing/2016/5/11/chartex" xmlns:cx6="http://schemas.microsoft.com/office/drawing/2016/5/12/chartex" xmlns:cx7="http://schemas.microsoft.com/office/drawing/2016/5/13/chartex" xmlns:cx8="http://schemas.microsoft.com/office/drawing/2016/5/14/chartex" xmlns:mc="http://schemas.openxmlformats.org/markup-compatibility/2006" xmlns:aink="http://schemas.microsoft.com/office/drawing/2016/ink" xmlns:am3d="http://schemas.microsoft.com/office/drawing/2017/model3d" xmlns:o="urn:schemas-microsoft-com:office:office" xmlns:oel="http://schemas.microsoft.com/office/2019/extlst" xmlns:r="http://schemas.openxmlformats.org/officeDocument/2006/relationships" xmlns:m="http://schemas.openxmlformats.org/officeDocument/2006/math" xmlns:v="urn:schemas-microsoft-com:vml" xmlns:wp14="http://schemas.microsoft.com/office/word/2010/wordprocessingDrawing" xmlns:wp="http://schemas.openxmlformats.org/drawingml/2006/wordprocessingDrawing" xmlns:w10="urn:schemas-microsoft-com:office:word" xmlns:w="http://schemas.openxmlformats.org/wordprocessingml/2006/main" xmlns:w14="http://schemas.microsoft.com/office/word/2010/wordml" xmlns:w15="http://schemas.microsoft.com/office/word/2012/wordml" xmlns:w16cei="http://schemas.microsoft.com/office/word/2026/wordml/cei" xmlns:w16cex="http://schemas.microsoft.com/office/word/2018/wordml/cex" xmlns:w16cid="http://schemas.microsoft.com/office/word/2016/wordml/cid" xmlns:w16="http://schemas.microsoft.com/office/word/2018/wordml" xmlns:w16du="http://schemas.microsoft.com/office/word/2023/wordml/word16du" xmlns:w16sdtdh="http://schemas.microsoft.com/office/word/2020/wordml/sdtdatahash" xmlns:w16sdtfl="http://schemas.microsoft.com/office/word/2024/wordml/sdtformatlock" xmlns:w16se="http://schemas.microsoft.com/office/word/2015/wordml/symex" xmlns:wpg="http://schemas.microsoft.com/office/word/2010/wordprocessingGroup" xmlns:wpi="http://schemas.microsoft.com/office/word/2010/wordprocessingInk" xmlns:wne="http://schemas.microsoft.com/office/word/2006/wordml" xmlns:wps="http://schemas.microsoft.com/office/word/2010/wordprocessingShape" mc:Ignorable="w14 w15 w16se w16cid w16 w16cex w16sdtdh w16sdtfl w16du wp14">
   <w:abstractNum w:abstractNumId="0" w15:restartNumberingAfterBreak="0">
-    <w:nsid w:val="6FB40EE1"/>
+    <w:nsid w:val="59DF1A17"/>
     <w:multiLevelType w:val="hybridMultilevel"/>
-    <w:tmpl w:val="B426C228"/>
-    <w:lvl w:ilvl="0" w:tplc="C3288A14">
+    <w:tmpl w:val="ECD066EE"/>
+    <w:lvl w:ilvl="0" w:tplc="C6F8C722">
       <w:start w:val="1"/>
       <w:numFmt w:val="decimal"/>
       <w:lvlText w:val="%1."/>
@@ -814,8 +2533,192 @@
       </w:pPr>
     </w:lvl>
   </w:abstractNum>
+  <w:abstractNum w:abstractNumId="1" w15:restartNumberingAfterBreak="0">
+    <w:nsid w:val="5F27144B"/>
+    <w:multiLevelType w:val="hybridMultilevel"/>
+    <w:tmpl w:val="32D2FE66"/>
+    <w:lvl w:ilvl="0" w:tplc="3D08D774">
+      <w:start w:val="1"/>
+      <w:numFmt w:val="decimal"/>
+      <w:lvlText w:val="%1."/>
+      <w:lvlJc w:val="left"/>
+      <w:pPr>
+        <w:ind w:left="1800" w:hanging="360"/>
+      </w:pPr>
+      <w:rPr>
+        <w:rFonts w:hint="default"/>
+      </w:rPr>
+    </w:lvl>
+    <w:lvl w:ilvl="1" w:tplc="04090019" w:tentative="1">
+      <w:start w:val="1"/>
+      <w:numFmt w:val="lowerLetter"/>
+      <w:lvlText w:val="%2."/>
+      <w:lvlJc w:val="left"/>
+      <w:pPr>
+        <w:ind w:left="2520" w:hanging="360"/>
+      </w:pPr>
+    </w:lvl>
+    <w:lvl w:ilvl="2" w:tplc="0409001B" w:tentative="1">
+      <w:start w:val="1"/>
+      <w:numFmt w:val="lowerRoman"/>
+      <w:lvlText w:val="%3."/>
+      <w:lvlJc w:val="right"/>
+      <w:pPr>
+        <w:ind w:left="3240" w:hanging="180"/>
+      </w:pPr>
+    </w:lvl>
+    <w:lvl w:ilvl="3" w:tplc="0409000F" w:tentative="1">
+      <w:start w:val="1"/>
+      <w:numFmt w:val="decimal"/>
+      <w:lvlText w:val="%4."/>
+      <w:lvlJc w:val="left"/>
+      <w:pPr>
+        <w:ind w:left="3960" w:hanging="360"/>
+      </w:pPr>
+    </w:lvl>
+    <w:lvl w:ilvl="4" w:tplc="04090019" w:tentative="1">
+      <w:start w:val="1"/>
+      <w:numFmt w:val="lowerLetter"/>
+      <w:lvlText w:val="%5."/>
+      <w:lvlJc w:val="left"/>
+      <w:pPr>
+        <w:ind w:left="4680" w:hanging="360"/>
+      </w:pPr>
+    </w:lvl>
+    <w:lvl w:ilvl="5" w:tplc="0409001B" w:tentative="1">
+      <w:start w:val="1"/>
+      <w:numFmt w:val="lowerRoman"/>
+      <w:lvlText w:val="%6."/>
+      <w:lvlJc w:val="right"/>
+      <w:pPr>
+        <w:ind w:left="5400" w:hanging="180"/>
+      </w:pPr>
+    </w:lvl>
+    <w:lvl w:ilvl="6" w:tplc="0409000F" w:tentative="1">
+      <w:start w:val="1"/>
+      <w:numFmt w:val="decimal"/>
+      <w:lvlText w:val="%7."/>
+      <w:lvlJc w:val="left"/>
+      <w:pPr>
+        <w:ind w:left="6120" w:hanging="360"/>
+      </w:pPr>
+    </w:lvl>
+    <w:lvl w:ilvl="7" w:tplc="04090019" w:tentative="1">
+      <w:start w:val="1"/>
+      <w:numFmt w:val="lowerLetter"/>
+      <w:lvlText w:val="%8."/>
+      <w:lvlJc w:val="left"/>
+      <w:pPr>
+        <w:ind w:left="6840" w:hanging="360"/>
+      </w:pPr>
+    </w:lvl>
+    <w:lvl w:ilvl="8" w:tplc="0409001B" w:tentative="1">
+      <w:start w:val="1"/>
+      <w:numFmt w:val="lowerRoman"/>
+      <w:lvlText w:val="%9."/>
+      <w:lvlJc w:val="right"/>
+      <w:pPr>
+        <w:ind w:left="7560" w:hanging="180"/>
+      </w:pPr>
+    </w:lvl>
+  </w:abstractNum>
+  <w:abstractNum w:abstractNumId="2" w15:restartNumberingAfterBreak="0">
+    <w:nsid w:val="6FB40EE1"/>
+    <w:multiLevelType w:val="hybridMultilevel"/>
+    <w:tmpl w:val="B426C228"/>
+    <w:lvl w:ilvl="0" w:tplc="C3288A14">
+      <w:start w:val="1"/>
+      <w:numFmt w:val="decimal"/>
+      <w:lvlText w:val="%1."/>
+      <w:lvlJc w:val="left"/>
+      <w:pPr>
+        <w:ind w:left="1800" w:hanging="360"/>
+      </w:pPr>
+      <w:rPr>
+        <w:rFonts w:hint="default"/>
+      </w:rPr>
+    </w:lvl>
+    <w:lvl w:ilvl="1" w:tplc="04090019" w:tentative="1">
+      <w:start w:val="1"/>
+      <w:numFmt w:val="lowerLetter"/>
+      <w:lvlText w:val="%2."/>
+      <w:lvlJc w:val="left"/>
+      <w:pPr>
+        <w:ind w:left="2520" w:hanging="360"/>
+      </w:pPr>
+    </w:lvl>
+    <w:lvl w:ilvl="2" w:tplc="0409001B" w:tentative="1">
+      <w:start w:val="1"/>
+      <w:numFmt w:val="lowerRoman"/>
+      <w:lvlText w:val="%3."/>
+      <w:lvlJc w:val="right"/>
+      <w:pPr>
+        <w:ind w:left="3240" w:hanging="180"/>
+      </w:pPr>
+    </w:lvl>
+    <w:lvl w:ilvl="3" w:tplc="0409000F" w:tentative="1">
+      <w:start w:val="1"/>
+      <w:numFmt w:val="decimal"/>
+      <w:lvlText w:val="%4."/>
+      <w:lvlJc w:val="left"/>
+      <w:pPr>
+        <w:ind w:left="3960" w:hanging="360"/>
+      </w:pPr>
+    </w:lvl>
+    <w:lvl w:ilvl="4" w:tplc="04090019" w:tentative="1">
+      <w:start w:val="1"/>
+      <w:numFmt w:val="lowerLetter"/>
+      <w:lvlText w:val="%5."/>
+      <w:lvlJc w:val="left"/>
+      <w:pPr>
+        <w:ind w:left="4680" w:hanging="360"/>
+      </w:pPr>
+    </w:lvl>
+    <w:lvl w:ilvl="5" w:tplc="0409001B" w:tentative="1">
+      <w:start w:val="1"/>
+      <w:numFmt w:val="lowerRoman"/>
+      <w:lvlText w:val="%6."/>
+      <w:lvlJc w:val="right"/>
+      <w:pPr>
+        <w:ind w:left="5400" w:hanging="180"/>
+      </w:pPr>
+    </w:lvl>
+    <w:lvl w:ilvl="6" w:tplc="0409000F" w:tentative="1">
+      <w:start w:val="1"/>
+      <w:numFmt w:val="decimal"/>
+      <w:lvlText w:val="%7."/>
+      <w:lvlJc w:val="left"/>
+      <w:pPr>
+        <w:ind w:left="6120" w:hanging="360"/>
+      </w:pPr>
+    </w:lvl>
+    <w:lvl w:ilvl="7" w:tplc="04090019" w:tentative="1">
+      <w:start w:val="1"/>
+      <w:numFmt w:val="lowerLetter"/>
+      <w:lvlText w:val="%8."/>
+      <w:lvlJc w:val="left"/>
+      <w:pPr>
+        <w:ind w:left="6840" w:hanging="360"/>
+      </w:pPr>
+    </w:lvl>
+    <w:lvl w:ilvl="8" w:tplc="0409001B" w:tentative="1">
+      <w:start w:val="1"/>
+      <w:numFmt w:val="lowerRoman"/>
+      <w:lvlText w:val="%9."/>
+      <w:lvlJc w:val="right"/>
+      <w:pPr>
+        <w:ind w:left="7560" w:hanging="180"/>
+      </w:pPr>
+    </w:lvl>
+  </w:abstractNum>
   <w:num w:numId="1" w16cid:durableId="1216620011">
+    <w:abstractNumId w:val="2"/>
+  </w:num>
+  <w:num w:numId="2" w16cid:durableId="1805660942">
     <w:abstractNumId w:val="0"/>
+  </w:num>
+  <w:num w:numId="3" w16cid:durableId="394933385">
+    <w:abstractNumId w:val="1"/>
   </w:num>
 </w:numbering>
 </file>
@@ -1423,7 +3326,6 @@
   <w:style w:type="character" w:default="1" w:styleId="DefaultParagraphFont">
     <w:name w:val="Default Paragraph Font"/>
     <w:uiPriority w:val="1"/>
-    <w:semiHidden/>
     <w:unhideWhenUsed/>
   </w:style>
   <w:style w:type="table" w:default="1" w:styleId="TableNormal">

--- a/01-spring-boot-overview/my notes.docx
+++ b/01-spring-boot-overview/my notes.docx
@@ -2213,7 +2213,13 @@
         <w:jc w:val="both"/>
       </w:pPr>
       <w:r>
-        <w:t xml:space="preserve">This will require username (“user”) and password (given after running app) </w:t>
+        <w:t xml:space="preserve">This will require </w:t>
+      </w:r>
+      <w:r>
+        <w:t xml:space="preserve">a </w:t>
+      </w:r>
+      <w:r>
+        <w:t xml:space="preserve">username (“user”) and password (given after running app) </w:t>
       </w:r>
       <w:proofErr w:type="gramStart"/>
       <w:r>
@@ -2432,6 +2438,342 @@
         </w:drawing>
       </w:r>
     </w:p>
+    <w:p>
+      <w:pPr>
+        <w:jc w:val="both"/>
+      </w:pPr>
+    </w:p>
+    <w:p>
+      <w:pPr>
+        <w:jc w:val="both"/>
+      </w:pPr>
+      <w:r>
+        <w:rPr>
+          <w:b/>
+          <w:bCs/>
+        </w:rPr>
+        <w:t>JDBC Authentication:</w:t>
+      </w:r>
+      <w:r>
+        <w:t xml:space="preserve"> </w:t>
+      </w:r>
+      <w:proofErr w:type="gramStart"/>
+      <w:r>
+        <w:t>users</w:t>
+      </w:r>
+      <w:proofErr w:type="gramEnd"/>
+      <w:r>
+        <w:t xml:space="preserve"> </w:t>
+      </w:r>
+      <w:r>
+        <w:t>data from database instead of hardcoded data</w:t>
+      </w:r>
+    </w:p>
+    <w:p>
+      <w:pPr>
+        <w:pStyle w:val="ListParagraph"/>
+        <w:numPr>
+          <w:ilvl w:val="0"/>
+          <w:numId w:val="4"/>
+        </w:numPr>
+        <w:jc w:val="both"/>
+      </w:pPr>
+      <w:r>
+        <w:t xml:space="preserve">Ensure database connection in </w:t>
+      </w:r>
+      <w:proofErr w:type="spellStart"/>
+      <w:r>
+        <w:t>application.properties</w:t>
+      </w:r>
+      <w:proofErr w:type="spellEnd"/>
+    </w:p>
+    <w:p>
+      <w:pPr>
+        <w:pStyle w:val="ListParagraph"/>
+        <w:ind w:left="1800"/>
+        <w:jc w:val="both"/>
+      </w:pPr>
+      <w:r>
+        <w:drawing>
+          <wp:inline distT="0" distB="0" distL="0" distR="0" wp14:anchorId="47F2D182" wp14:editId="495C339B">
+            <wp:extent cx="5302523" cy="1124008"/>
+            <wp:effectExtent l="0" t="0" r="0" b="0"/>
+            <wp:docPr id="1484470459" name="Picture 1"/>
+            <wp:cNvGraphicFramePr>
+              <a:graphicFrameLocks xmlns:a="http://schemas.openxmlformats.org/drawingml/2006/main" noChangeAspect="1"/>
+            </wp:cNvGraphicFramePr>
+            <a:graphic xmlns:a="http://schemas.openxmlformats.org/drawingml/2006/main">
+              <a:graphicData uri="http://schemas.openxmlformats.org/drawingml/2006/picture">
+                <pic:pic xmlns:pic="http://schemas.openxmlformats.org/drawingml/2006/picture">
+                  <pic:nvPicPr>
+                    <pic:cNvPr id="1484470459" name=""/>
+                    <pic:cNvPicPr/>
+                  </pic:nvPicPr>
+                  <pic:blipFill>
+                    <a:blip r:embed="rId14"/>
+                    <a:stretch>
+                      <a:fillRect/>
+                    </a:stretch>
+                  </pic:blipFill>
+                  <pic:spPr>
+                    <a:xfrm>
+                      <a:off x="0" y="0"/>
+                      <a:ext cx="5302523" cy="1124008"/>
+                    </a:xfrm>
+                    <a:prstGeom prst="rect">
+                      <a:avLst/>
+                    </a:prstGeom>
+                  </pic:spPr>
+                </pic:pic>
+              </a:graphicData>
+            </a:graphic>
+          </wp:inline>
+        </w:drawing>
+      </w:r>
+    </w:p>
+    <w:p>
+      <w:pPr>
+        <w:pStyle w:val="ListParagraph"/>
+        <w:numPr>
+          <w:ilvl w:val="0"/>
+          <w:numId w:val="4"/>
+        </w:numPr>
+        <w:jc w:val="both"/>
+      </w:pPr>
+      <w:r>
+        <w:t>Add support for JDBC in security configuration file</w:t>
+      </w:r>
+    </w:p>
+    <w:p>
+      <w:pPr>
+        <w:pStyle w:val="ListParagraph"/>
+        <w:ind w:left="1800"/>
+        <w:jc w:val="both"/>
+      </w:pPr>
+      <w:r>
+        <w:drawing>
+          <wp:inline distT="0" distB="0" distL="0" distR="0" wp14:anchorId="3DB4BF08" wp14:editId="6F59A2E9">
+            <wp:extent cx="5592726" cy="1543975"/>
+            <wp:effectExtent l="0" t="0" r="8255" b="0"/>
+            <wp:docPr id="1796319906" name="Picture 1"/>
+            <wp:cNvGraphicFramePr>
+              <a:graphicFrameLocks xmlns:a="http://schemas.openxmlformats.org/drawingml/2006/main" noChangeAspect="1"/>
+            </wp:cNvGraphicFramePr>
+            <a:graphic xmlns:a="http://schemas.openxmlformats.org/drawingml/2006/main">
+              <a:graphicData uri="http://schemas.openxmlformats.org/drawingml/2006/picture">
+                <pic:pic xmlns:pic="http://schemas.openxmlformats.org/drawingml/2006/picture">
+                  <pic:nvPicPr>
+                    <pic:cNvPr id="1796319906" name=""/>
+                    <pic:cNvPicPr/>
+                  </pic:nvPicPr>
+                  <pic:blipFill>
+                    <a:blip r:embed="rId15"/>
+                    <a:stretch>
+                      <a:fillRect/>
+                    </a:stretch>
+                  </pic:blipFill>
+                  <pic:spPr>
+                    <a:xfrm>
+                      <a:off x="0" y="0"/>
+                      <a:ext cx="5608011" cy="1548195"/>
+                    </a:xfrm>
+                    <a:prstGeom prst="rect">
+                      <a:avLst/>
+                    </a:prstGeom>
+                  </pic:spPr>
+                </pic:pic>
+              </a:graphicData>
+            </a:graphic>
+          </wp:inline>
+        </w:drawing>
+      </w:r>
+    </w:p>
+    <w:p>
+      <w:pPr>
+        <w:jc w:val="both"/>
+      </w:pPr>
+    </w:p>
+    <w:p>
+      <w:pPr>
+        <w:jc w:val="both"/>
+      </w:pPr>
+      <w:proofErr w:type="spellStart"/>
+      <w:r>
+        <w:rPr>
+          <w:b/>
+          <w:bCs/>
+        </w:rPr>
+        <w:lastRenderedPageBreak/>
+        <w:t>Bcrypt</w:t>
+      </w:r>
+      <w:proofErr w:type="spellEnd"/>
+      <w:r>
+        <w:rPr>
+          <w:b/>
+          <w:bCs/>
+        </w:rPr>
+        <w:t xml:space="preserve"> Encryption:</w:t>
+      </w:r>
+      <w:r>
+        <w:t xml:space="preserve"> encrypting passwords in database using the </w:t>
+      </w:r>
+      <w:proofErr w:type="spellStart"/>
+      <w:r>
+        <w:t>Bcrypt</w:t>
+      </w:r>
+      <w:proofErr w:type="spellEnd"/>
+      <w:r>
+        <w:t xml:space="preserve"> algorithm</w:t>
+      </w:r>
+    </w:p>
+    <w:p>
+      <w:pPr>
+        <w:jc w:val="both"/>
+      </w:pPr>
+      <w:r>
+        <w:tab/>
+      </w:r>
+      <w:r>
+        <w:drawing>
+          <wp:inline distT="0" distB="0" distL="0" distR="0" wp14:anchorId="3077A86B" wp14:editId="7984EC21">
+            <wp:extent cx="5740695" cy="1168460"/>
+            <wp:effectExtent l="0" t="0" r="0" b="0"/>
+            <wp:docPr id="396420130" name="Picture 1"/>
+            <wp:cNvGraphicFramePr>
+              <a:graphicFrameLocks xmlns:a="http://schemas.openxmlformats.org/drawingml/2006/main" noChangeAspect="1"/>
+            </wp:cNvGraphicFramePr>
+            <a:graphic xmlns:a="http://schemas.openxmlformats.org/drawingml/2006/main">
+              <a:graphicData uri="http://schemas.openxmlformats.org/drawingml/2006/picture">
+                <pic:pic xmlns:pic="http://schemas.openxmlformats.org/drawingml/2006/picture">
+                  <pic:nvPicPr>
+                    <pic:cNvPr id="396420130" name=""/>
+                    <pic:cNvPicPr/>
+                  </pic:nvPicPr>
+                  <pic:blipFill>
+                    <a:blip r:embed="rId16"/>
+                    <a:stretch>
+                      <a:fillRect/>
+                    </a:stretch>
+                  </pic:blipFill>
+                  <pic:spPr>
+                    <a:xfrm>
+                      <a:off x="0" y="0"/>
+                      <a:ext cx="5740695" cy="1168460"/>
+                    </a:xfrm>
+                    <a:prstGeom prst="rect">
+                      <a:avLst/>
+                    </a:prstGeom>
+                  </pic:spPr>
+                </pic:pic>
+              </a:graphicData>
+            </a:graphic>
+          </wp:inline>
+        </w:drawing>
+      </w:r>
+    </w:p>
+    <w:p>
+      <w:pPr>
+        <w:jc w:val="both"/>
+      </w:pPr>
+    </w:p>
+    <w:p>
+      <w:pPr>
+        <w:jc w:val="both"/>
+      </w:pPr>
+      <w:r>
+        <w:rPr>
+          <w:b/>
+          <w:bCs/>
+        </w:rPr>
+        <w:t>Custom Tables:</w:t>
+      </w:r>
+      <w:r>
+        <w:t xml:space="preserve"> use custom tables name instead of authorities and users</w:t>
+      </w:r>
+    </w:p>
+    <w:p>
+      <w:pPr>
+        <w:jc w:val="both"/>
+      </w:pPr>
+      <w:r>
+        <w:tab/>
+      </w:r>
+      <w:r>
+        <w:drawing>
+          <wp:inline distT="0" distB="0" distL="0" distR="0" wp14:anchorId="03168740" wp14:editId="5C3C46DC">
+            <wp:extent cx="5943600" cy="3348990"/>
+            <wp:effectExtent l="0" t="0" r="0" b="3810"/>
+            <wp:docPr id="1003006022" name="Picture 1"/>
+            <wp:cNvGraphicFramePr>
+              <a:graphicFrameLocks xmlns:a="http://schemas.openxmlformats.org/drawingml/2006/main" noChangeAspect="1"/>
+            </wp:cNvGraphicFramePr>
+            <a:graphic xmlns:a="http://schemas.openxmlformats.org/drawingml/2006/main">
+              <a:graphicData uri="http://schemas.openxmlformats.org/drawingml/2006/picture">
+                <pic:pic xmlns:pic="http://schemas.openxmlformats.org/drawingml/2006/picture">
+                  <pic:nvPicPr>
+                    <pic:cNvPr id="1003006022" name=""/>
+                    <pic:cNvPicPr/>
+                  </pic:nvPicPr>
+                  <pic:blipFill>
+                    <a:blip r:embed="rId17"/>
+                    <a:stretch>
+                      <a:fillRect/>
+                    </a:stretch>
+                  </pic:blipFill>
+                  <pic:spPr>
+                    <a:xfrm>
+                      <a:off x="0" y="0"/>
+                      <a:ext cx="5943600" cy="3348990"/>
+                    </a:xfrm>
+                    <a:prstGeom prst="rect">
+                      <a:avLst/>
+                    </a:prstGeom>
+                  </pic:spPr>
+                </pic:pic>
+              </a:graphicData>
+            </a:graphic>
+          </wp:inline>
+        </w:drawing>
+      </w:r>
+    </w:p>
+    <w:p/>
+    <w:p/>
+    <w:p/>
+    <w:p/>
+    <w:p>
+      <w:pPr>
+        <w:tabs>
+          <w:tab w:val="left" w:pos="5191"/>
+        </w:tabs>
+      </w:pPr>
+      <w:r>
+        <w:tab/>
+      </w:r>
+    </w:p>
+    <w:p>
+      <w:r>
+        <w:br w:type="page"/>
+      </w:r>
+    </w:p>
+    <w:p>
+      <w:pPr>
+        <w:tabs>
+          <w:tab w:val="left" w:pos="5191"/>
+        </w:tabs>
+        <w:jc w:val="center"/>
+      </w:pPr>
+      <w:r>
+        <w:lastRenderedPageBreak/>
+        <w:t>10.8.2026</w:t>
+      </w:r>
+    </w:p>
+    <w:p>
+      <w:pPr>
+        <w:tabs>
+          <w:tab w:val="left" w:pos="5191"/>
+        </w:tabs>
+      </w:pPr>
+    </w:p>
     <w:sectPr>
       <w:pgSz w:w="12240" w:h="15840"/>
       <w:pgMar w:top="1440" w:right="1440" w:bottom="1440" w:left="1440" w:header="720" w:footer="720" w:gutter="0"/>
@@ -2445,10 +2787,10 @@
 <file path=word/numbering.xml><?xml version="1.0" encoding="utf-8"?>
 <w:numbering xmlns:wpc="http://schemas.microsoft.com/office/word/2010/wordprocessingCanvas" xmlns:cx="http://schemas.microsoft.com/office/drawing/2014/chartex" xmlns:cx1="http://schemas.microsoft.com/office/drawing/2015/9/8/chartex" xmlns:cx2="http://schemas.microsoft.com/office/drawing/2015/10/21/chartex" xmlns:cx3="http://schemas.microsoft.com/office/drawing/2016/5/9/chartex" xmlns:cx4="http://schemas.microsoft.com/office/drawing/2016/5/10/chartex" xmlns:cx5="http://schemas.microsoft.com/office/drawing/2016/5/11/chartex" xmlns:cx6="http://schemas.microsoft.com/office/drawing/2016/5/12/chartex" xmlns:cx7="http://schemas.microsoft.com/office/drawing/2016/5/13/chartex" xmlns:cx8="http://schemas.microsoft.com/office/drawing/2016/5/14/chartex" xmlns:mc="http://schemas.openxmlformats.org/markup-compatibility/2006" xmlns:aink="http://schemas.microsoft.com/office/drawing/2016/ink" xmlns:am3d="http://schemas.microsoft.com/office/drawing/2017/model3d" xmlns:o="urn:schemas-microsoft-com:office:office" xmlns:oel="http://schemas.microsoft.com/office/2019/extlst" xmlns:r="http://schemas.openxmlformats.org/officeDocument/2006/relationships" xmlns:m="http://schemas.openxmlformats.org/officeDocument/2006/math" xmlns:v="urn:schemas-microsoft-com:vml" xmlns:wp14="http://schemas.microsoft.com/office/word/2010/wordprocessingDrawing" xmlns:wp="http://schemas.openxmlformats.org/drawingml/2006/wordprocessingDrawing" xmlns:w10="urn:schemas-microsoft-com:office:word" xmlns:w="http://schemas.openxmlformats.org/wordprocessingml/2006/main" xmlns:w14="http://schemas.microsoft.com/office/word/2010/wordml" xmlns:w15="http://schemas.microsoft.com/office/word/2012/wordml" xmlns:w16cei="http://schemas.microsoft.com/office/word/2026/wordml/cei" xmlns:w16cex="http://schemas.microsoft.com/office/word/2018/wordml/cex" xmlns:w16cid="http://schemas.microsoft.com/office/word/2016/wordml/cid" xmlns:w16="http://schemas.microsoft.com/office/word/2018/wordml" xmlns:w16du="http://schemas.microsoft.com/office/word/2023/wordml/word16du" xmlns:w16sdtdh="http://schemas.microsoft.com/office/word/2020/wordml/sdtdatahash" xmlns:w16sdtfl="http://schemas.microsoft.com/office/word/2024/wordml/sdtformatlock" xmlns:w16se="http://schemas.microsoft.com/office/word/2015/wordml/symex" xmlns:wpg="http://schemas.microsoft.com/office/word/2010/wordprocessingGroup" xmlns:wpi="http://schemas.microsoft.com/office/word/2010/wordprocessingInk" xmlns:wne="http://schemas.microsoft.com/office/word/2006/wordml" xmlns:wps="http://schemas.microsoft.com/office/word/2010/wordprocessingShape" mc:Ignorable="w14 w15 w16se w16cid w16 w16cex w16sdtdh w16sdtfl w16du wp14">
   <w:abstractNum w:abstractNumId="0" w15:restartNumberingAfterBreak="0">
-    <w:nsid w:val="59DF1A17"/>
+    <w:nsid w:val="0EF45747"/>
     <w:multiLevelType w:val="hybridMultilevel"/>
-    <w:tmpl w:val="ECD066EE"/>
-    <w:lvl w:ilvl="0" w:tplc="C6F8C722">
+    <w:tmpl w:val="26F031A0"/>
+    <w:lvl w:ilvl="0" w:tplc="96223DAA">
       <w:start w:val="1"/>
       <w:numFmt w:val="decimal"/>
       <w:lvlText w:val="%1."/>
@@ -2534,10 +2876,10 @@
     </w:lvl>
   </w:abstractNum>
   <w:abstractNum w:abstractNumId="1" w15:restartNumberingAfterBreak="0">
-    <w:nsid w:val="5F27144B"/>
+    <w:nsid w:val="59DF1A17"/>
     <w:multiLevelType w:val="hybridMultilevel"/>
-    <w:tmpl w:val="32D2FE66"/>
-    <w:lvl w:ilvl="0" w:tplc="3D08D774">
+    <w:tmpl w:val="ECD066EE"/>
+    <w:lvl w:ilvl="0" w:tplc="C6F8C722">
       <w:start w:val="1"/>
       <w:numFmt w:val="decimal"/>
       <w:lvlText w:val="%1."/>
@@ -2623,10 +2965,10 @@
     </w:lvl>
   </w:abstractNum>
   <w:abstractNum w:abstractNumId="2" w15:restartNumberingAfterBreak="0">
-    <w:nsid w:val="6FB40EE1"/>
+    <w:nsid w:val="5F27144B"/>
     <w:multiLevelType w:val="hybridMultilevel"/>
-    <w:tmpl w:val="B426C228"/>
-    <w:lvl w:ilvl="0" w:tplc="C3288A14">
+    <w:tmpl w:val="32D2FE66"/>
+    <w:lvl w:ilvl="0" w:tplc="3D08D774">
       <w:start w:val="1"/>
       <w:numFmt w:val="decimal"/>
       <w:lvlText w:val="%1."/>
@@ -2711,14 +3053,106 @@
       </w:pPr>
     </w:lvl>
   </w:abstractNum>
+  <w:abstractNum w:abstractNumId="3" w15:restartNumberingAfterBreak="0">
+    <w:nsid w:val="6FB40EE1"/>
+    <w:multiLevelType w:val="hybridMultilevel"/>
+    <w:tmpl w:val="B426C228"/>
+    <w:lvl w:ilvl="0" w:tplc="C3288A14">
+      <w:start w:val="1"/>
+      <w:numFmt w:val="decimal"/>
+      <w:lvlText w:val="%1."/>
+      <w:lvlJc w:val="left"/>
+      <w:pPr>
+        <w:ind w:left="1800" w:hanging="360"/>
+      </w:pPr>
+      <w:rPr>
+        <w:rFonts w:hint="default"/>
+      </w:rPr>
+    </w:lvl>
+    <w:lvl w:ilvl="1" w:tplc="04090019" w:tentative="1">
+      <w:start w:val="1"/>
+      <w:numFmt w:val="lowerLetter"/>
+      <w:lvlText w:val="%2."/>
+      <w:lvlJc w:val="left"/>
+      <w:pPr>
+        <w:ind w:left="2520" w:hanging="360"/>
+      </w:pPr>
+    </w:lvl>
+    <w:lvl w:ilvl="2" w:tplc="0409001B" w:tentative="1">
+      <w:start w:val="1"/>
+      <w:numFmt w:val="lowerRoman"/>
+      <w:lvlText w:val="%3."/>
+      <w:lvlJc w:val="right"/>
+      <w:pPr>
+        <w:ind w:left="3240" w:hanging="180"/>
+      </w:pPr>
+    </w:lvl>
+    <w:lvl w:ilvl="3" w:tplc="0409000F" w:tentative="1">
+      <w:start w:val="1"/>
+      <w:numFmt w:val="decimal"/>
+      <w:lvlText w:val="%4."/>
+      <w:lvlJc w:val="left"/>
+      <w:pPr>
+        <w:ind w:left="3960" w:hanging="360"/>
+      </w:pPr>
+    </w:lvl>
+    <w:lvl w:ilvl="4" w:tplc="04090019" w:tentative="1">
+      <w:start w:val="1"/>
+      <w:numFmt w:val="lowerLetter"/>
+      <w:lvlText w:val="%5."/>
+      <w:lvlJc w:val="left"/>
+      <w:pPr>
+        <w:ind w:left="4680" w:hanging="360"/>
+      </w:pPr>
+    </w:lvl>
+    <w:lvl w:ilvl="5" w:tplc="0409001B" w:tentative="1">
+      <w:start w:val="1"/>
+      <w:numFmt w:val="lowerRoman"/>
+      <w:lvlText w:val="%6."/>
+      <w:lvlJc w:val="right"/>
+      <w:pPr>
+        <w:ind w:left="5400" w:hanging="180"/>
+      </w:pPr>
+    </w:lvl>
+    <w:lvl w:ilvl="6" w:tplc="0409000F" w:tentative="1">
+      <w:start w:val="1"/>
+      <w:numFmt w:val="decimal"/>
+      <w:lvlText w:val="%7."/>
+      <w:lvlJc w:val="left"/>
+      <w:pPr>
+        <w:ind w:left="6120" w:hanging="360"/>
+      </w:pPr>
+    </w:lvl>
+    <w:lvl w:ilvl="7" w:tplc="04090019" w:tentative="1">
+      <w:start w:val="1"/>
+      <w:numFmt w:val="lowerLetter"/>
+      <w:lvlText w:val="%8."/>
+      <w:lvlJc w:val="left"/>
+      <w:pPr>
+        <w:ind w:left="6840" w:hanging="360"/>
+      </w:pPr>
+    </w:lvl>
+    <w:lvl w:ilvl="8" w:tplc="0409001B" w:tentative="1">
+      <w:start w:val="1"/>
+      <w:numFmt w:val="lowerRoman"/>
+      <w:lvlText w:val="%9."/>
+      <w:lvlJc w:val="right"/>
+      <w:pPr>
+        <w:ind w:left="7560" w:hanging="180"/>
+      </w:pPr>
+    </w:lvl>
+  </w:abstractNum>
   <w:num w:numId="1" w16cid:durableId="1216620011">
+    <w:abstractNumId w:val="3"/>
+  </w:num>
+  <w:num w:numId="2" w16cid:durableId="1805660942">
+    <w:abstractNumId w:val="1"/>
+  </w:num>
+  <w:num w:numId="3" w16cid:durableId="394933385">
     <w:abstractNumId w:val="2"/>
   </w:num>
-  <w:num w:numId="2" w16cid:durableId="1805660942">
+  <w:num w:numId="4" w16cid:durableId="1218778838">
     <w:abstractNumId w:val="0"/>
-  </w:num>
-  <w:num w:numId="3" w16cid:durableId="394933385">
-    <w:abstractNumId w:val="1"/>
   </w:num>
 </w:numbering>
 </file>
